--- a/BA/Part 1_Stakeholder Analysis amp Management-20260912/Done/AI/FilledTemplates/SH Management_Communications Management Plan Template.docx
+++ b/BA/Part 1_Stakeholder Analysis amp Management-20260912/Done/AI/FilledTemplates/SH Management_Communications Management Plan Template.docx
@@ -1968,7 +1968,7 @@
         <w:rPr>
           <w:rtl w:val="0"/>
         </w:rPr>
-        <w:t xml:space="preserve">Stakeholder engagement follows the Power/Interest analysis recorded in the Stakeholder Register. Stakeholders classified as Key Players — Lviv Polytechnic National University as sponsor, Nataliia Boiko as customer and end user, the University Technical Department, and the core project roles — are actively engaged through recurring meetings. Stakeholders classified as Meet their needs — the Rector and the Ministry of Education and Science of Ukraine — receive summary communications at milestones only. End users are kept informed through surveys, usability tests and announcements.</w:t>
+        <w:t>Stakeholder engagement follows the Power/Interest analysis recorded in the Stakeholder Register. Stakeholders classified as Key Players — Lviv Polytechnic National University as sponsor, and the Product Owner, the Business Analyst and the Tech Lead — are actively engaged through recurring meetings. Stakeholders classified as Meet their needs — the Ministry of Education and Science of Ukraine and the Project Manager — are kept satisfied: the Ministry receives a formal report once per semester, and the Project Manager holds authority over the plan while product decisions stay with the Product Owner. End users, students and lecturers, are kept informed through interviews, surveys, usability tests and demos. The Technical Department, DevOps and QA are monitored: the department handles one-off requests, and the two engineers are kept in the loop through the team's own ceremonies.</w:t>
       </w:r>
     </w:p>
     <w:p>
@@ -2215,7 +2215,7 @@
         <w:rPr>
           <w:rtl w:val="0"/>
         </w:rPr>
-        <w:t xml:space="preserve">Twelve stakeholders have been identified for this project and are recorded in the Stakeholder Register together with their Power, Interest and Approach classification. The Register and the Communications Matrix are kept consistent with one another: every stakeholder other than the one classified as Monitor appears in at least one communication, and every communication owner is a role that exists in the RACI matrix.</w:t>
+        <w:t>Ten stakeholders have been identified for this project and are recorded in the Stakeholder Register together with their Power, Interest and Approach classification. The Register and the Communications Matrix are kept consistent with one another: every stakeholder appears in at least one communication, and every communication owner is a role that exists in the RACI matrix.</w:t>
       </w:r>
     </w:p>
     <w:p>
@@ -2326,7 +2326,7 @@
         <w:rPr>
           <w:rtl w:val="0"/>
         </w:rPr>
-        <w:t xml:space="preserve">The project sponsors are Lviv Polytechnic National University and the Ministry of Education and Science of Ukraine. The University funds the project, owns the current VNS platform and the student data, approves scope and accepts the final result, and is therefore actively engaged. The Ministry is the formal sponsor of the sector, but for a pilot inside a single department it has neither influence over delivery nor day-to-day interest in it: it is classified as Monitor, carries no activity in the RACI matrix and has no recurring communication. Communications to the University sponsor are presented in summary format unless more detail is requested.</w:t>
+        <w:t>The project sponsors are Lviv Polytechnic National University and the Ministry of Education and Science of Ukraine. The University funds the project, owns the current VNS platform and the student data, represents the university leadership, approves the project charter and the MVP scope and accepts the final result; it is therefore actively engaged. The Ministry sets the regulatory framework for educational IT systems and for personal data in education and can condition scaling beyond the pilot, but it is not involved in day-to-day work: it is classified as Meet their needs, is consulted only on decisions with regulatory impact and receives a formal one-page report once per semester and at control points.</w:t>
       </w:r>
     </w:p>
     <w:p>
@@ -2354,18 +2354,18 @@
           <w:bCs w:val="1"/>
           <w:rtl w:val="0"/>
         </w:rPr>
-        <w:t xml:space="preserve">Rector of the University</w:t>
-      </w:r>
-    </w:p>
-    <w:p>
-      <w:pPr>
-        <w:rPr/>
-      </w:pPr>
-      <w:r>
-        <w:rPr>
-          <w:rtl w:val="0"/>
-        </w:rPr>
-        <w:t xml:space="preserve">Nataliia Shakhovska, Rector of Lviv Polytechnic National University, holds the highest decision-making authority in the university. She approves the project charter and is the person who can authorize scaling the product beyond the pilot. She is classified as High Power / Low Interest and therefore receives a one-page summary once per semester and at control points, rather than detailed reporting.</w:t>
+        <w:t>Software Engineers</w:t>
+      </w:r>
+    </w:p>
+    <w:p>
+      <w:pPr>
+        <w:rPr/>
+      </w:pPr>
+      <w:r>
+        <w:rPr>
+          <w:rtl w:val="0"/>
+        </w:rPr>
+        <w:t>Denys Lunhul, Yaroslav Shevchuk and Volodymyr Kamelchuk are the software engineers (SWE) of the team. Development is not split into backend and frontend: all three implement the product modules, and each also carries an additional specialisation — technical leadership, DevOps (deployment, environments and CI/CD) and quality assurance respectively. Accountability for technical decisions stays with the Tech Lead; DevOps and QA are classified as low influence and are kept in the loop through the team's daily stand-up, weekly technical sync and fortnightly retrospective.</w:t>
       </w:r>
     </w:p>
     <w:p>
@@ -2402,7 +2402,7 @@
         <w:rPr>
           <w:rtl w:val="0"/>
         </w:rPr>
-        <w:t xml:space="preserve">Normally stakeholders include all individuals and organizations impacted by the project. For this project the Key Stakeholders are Nataliia Boiko, a lecturer who acts both as the customer defining and accepting requirements and as a future end user of the product, and the Technical Department of Lviv Polytechnic National University, which developed and administers the current VNS and owns the infrastructure and the student registry. Both are actively engaged throughout the project.</w:t>
+        <w:t>Normally stakeholders include all individuals and organizations impacted by the project. For this project the Key Stakeholders are Lviv Polytechnic National University as the sponsor and owner of the platform, and the end users — students and lecturers — who are the primary source of requirements. The Technical Department of Lviv Polytechnic, which developed and administers the current VNS, is involved only through one-off requests: the export of the student registry and access to university infrastructure.</w:t>
       </w:r>
     </w:p>
     <w:p>
@@ -2439,7 +2439,7 @@
         <w:rPr>
           <w:rtl w:val="0"/>
         </w:rPr>
-        <w:t xml:space="preserve">Scope changes on this project are reviewed by the Product Owner together with the Project Manager, the Business Analyst and the Tech Lead, in a change management meeting convened within two business days of a request. Nataliia Boiko is included whenever a change materially affects agreed requirements, and the sponsor is included for changes that affect scope or schedule. The project is small enough that no separate standing board is justified.</w:t>
+        <w:t>Scope changes on this project are reviewed by the Product Owner together with the Project Manager, the Business Analyst and the Tech Lead, in a change management meeting convened within two business days of a request. The sponsor is included whenever a change materially affects scope, schedule or agreed requirements. The project is small enough that no separate standing board is justified.</w:t>
       </w:r>
     </w:p>
     <w:p>
@@ -2500,7 +2500,7 @@
         <w:rPr>
           <w:rtl w:val="0"/>
         </w:rPr>
-        <w:t xml:space="preserve">The customer for this project is Nataliia Boiko, lecturer at Lviv Polytechnic National University. As the customer who accepts the final deliverable, she is informed of project status including potential impacts on the schedule or on the product itself. Because she is also an end user of the platform, she is additionally a primary source of requirements for the lecturer-facing scenarios.</w:t>
+        <w:t>The customer for this project is Lviv Polytechnic National University as the project sponsor. It accepts the final deliverable and is informed of project status including potential impacts on the schedule or on the product itself. Requirements for the lecturer-facing and student-facing scenarios come from the end users, who take part in interviews, usability tests and monthly increment demos.</w:t>
       </w:r>
     </w:p>
     <w:p>
@@ -2537,7 +2537,7 @@
         <w:rPr>
           <w:rtl w:val="0"/>
         </w:rPr>
-        <w:t xml:space="preserve">Nazar Zankovych, the Project Manager, has overall responsibility for the execution of the project. He manages day-to-day resources, provides project guidance, and monitors and reports on project metrics. He is the single point of contact for the sponsors, the Rector's office and the Technical Department, and is the primary communicator for the project, distributing information according to this Communications Management Plan.</w:t>
+        <w:t>Nazar Zankovych, the Project Manager, has overall responsibility for the execution of the project. He manages day-to-day resources, provides project guidance, and monitors and reports on project metrics. He is the single point of contact for the sponsors and the primary communicator for the project, distributing information according to this Communications Management Plan. His interest lies in delivering on time and within scope; decisions on the functional content of the product belong to the Product Owner.</w:t>
       </w:r>
     </w:p>
     <w:p>
@@ -2574,7 +2574,7 @@
         <w:rPr>
           <w:rtl w:val="0"/>
         </w:rPr>
-        <w:t xml:space="preserve">The Project Team is team "20/80", six students who perform the work on the project: Kostiantyn Holovskyi (Product Owner), Nazar Zankovych (Project Manager), Andrii Lysun (Business Analyst), Denys Lunhul (Tech Lead), Yaroslav Shevchuk (DevOps) and Volodymyr Kamelchuk (QA Specialist). The team is based at 5 Lukasha Street, Lviv. It requires a detailed level of communication, achieved through a daily stand-up, a weekly planning session, a weekly technical sync and a fortnightly retrospective.</w:t>
+        <w:t>The Project Team is team "20/80", six students who perform the work on the project: Kostiantyn Holovskyi (Product Owner), Nazar Zankovych (Project Manager), Andrii Lysun (Business Analyst), Denys Lunhul (Tech Lead, Software Engineer), Yaroslav Shevchuk (DevOps, Software Engineer) and Volodymyr Kamelchuk (QA Specialist, Software Engineer). The team is based at 5 Lukasha Street, Lviv. It requires a detailed level of communication, achieved through a daily stand-up, a weekly planning session, a weekly technical sync and a fortnightly retrospective.</w:t>
       </w:r>
     </w:p>
     <w:p>
@@ -2611,7 +2611,7 @@
         <w:rPr>
           <w:rtl w:val="0"/>
         </w:rPr>
-        <w:t xml:space="preserve">End users are the students of Lviv Polytechnic National University who will use the platform. They are classified as Low Power / High Interest and are therefore kept informed: they take part in weekly surveys and usability tests during the pilot and receive announcements through their learning channels. They do not take part in project decisions, but requirements that are not validated with them are unlikely to be correct.</w:t>
+        <w:t>End users are the students and lecturers of Lviv Polytechnic National University who will use the platform. They are classified as Low Power / High Interest and are therefore kept informed: lecturers take part in weekly requirements interviews, and students and lecturers take part in usability tests during the pilot and in monthly increment demos. They do not take part in project decisions, but requirements that are not validated with them are unlikely to be correct.</w:t>
       </w:r>
     </w:p>
     <w:p>
@@ -2648,7 +2648,7 @@
         <w:rPr>
           <w:rtl w:val="0"/>
         </w:rPr>
-        <w:t xml:space="preserve">Denys Lunhul, the Tech Lead, is responsible for ensuring that all technical aspects of the project are addressed and that the product is implemented in a technically sound manner. He owns the architecture of the custom backend and the data model, decides on the technology stack, and works closely with the Project Manager, the DevOps engineer and the Technical Department of the university.</w:t>
+        <w:t>Denys Lunhul, the Tech Lead and a software engineer, is responsible for ensuring that all technical aspects of the project are addressed and that the product is implemented in a technically sound manner. He owns the architecture of the custom backend and the data model, decides on the technology stack, is accountable for deployment to the production environment, and works closely with the Project Manager and the other two software engineers.</w:t>
       </w:r>
     </w:p>
     <w:p>
@@ -2887,84 +2887,54 @@
         <w:tc>
           <w:tcPr/>
           <w:p>
-            <w:pPr>
-              <w:rPr/>
-            </w:pPr>
-            <w:r>
-              <w:rPr>
-                <w:rtl w:val="0"/>
-              </w:rPr>
-              <w:t xml:space="preserve">Project Sponsor</w:t>
-            </w:r>
-          </w:p>
-        </w:tc>
-        <w:tc>
-          <w:tcPr/>
-          <w:p>
-            <w:pPr>
-              <w:rPr/>
-            </w:pPr>
-            <w:r>
-              <w:rPr>
-                <w:rtl w:val="0"/>
-              </w:rPr>
-              <w:t xml:space="preserve">Lviv Polytechnic National University</w:t>
-            </w:r>
-          </w:p>
-        </w:tc>
-        <w:tc>
-          <w:tcPr/>
-          <w:p>
-            <w:pPr>
-              <w:rPr/>
-            </w:pPr>
-            <w:r>
-              <w:rPr>
-                <w:rtl w:val="0"/>
-              </w:rPr>
-              <w:t xml:space="preserve">Project Sponsor — customer and owner of the future platform</w:t>
-            </w:r>
-          </w:p>
-        </w:tc>
-        <w:tc>
-          <w:tcPr/>
-          <w:p>
-            <w:pPr>
-              <w:rPr/>
-            </w:pPr>
-            <w:r>
-              <w:rPr>
-                <w:rtl w:val="0"/>
-              </w:rPr>
-              <w:t xml:space="preserve">Lviv Polytechnic National University</w:t>
-            </w:r>
-          </w:p>
-        </w:tc>
-        <w:tc>
-          <w:tcPr/>
-          <w:p>
-            <w:pPr>
-              <w:rPr/>
-            </w:pPr>
-            <w:r>
-              <w:rPr>
-                <w:rtl w:val="0"/>
-              </w:rPr>
-              <w:t xml:space="preserve">office@lpnu.ua</w:t>
-            </w:r>
-          </w:p>
-        </w:tc>
-        <w:tc>
-          <w:tcPr/>
-          <w:p>
-            <w:pPr>
-              <w:rPr/>
-            </w:pPr>
-            <w:r>
-              <w:rPr>
-                <w:rtl w:val="0"/>
-              </w:rPr>
-              <w:t xml:space="preserve">+380 (32) 258-21-11</w:t>
+            <w:r/>
+            <w:r>
+              <w:t>Project Sponsor</w:t>
+            </w:r>
+          </w:p>
+        </w:tc>
+        <w:tc>
+          <w:tcPr/>
+          <w:p>
+            <w:r/>
+            <w:r>
+              <w:t>Lviv Polytechnic National University</w:t>
+            </w:r>
+          </w:p>
+        </w:tc>
+        <w:tc>
+          <w:tcPr/>
+          <w:p>
+            <w:r/>
+            <w:r>
+              <w:t>Project Sponsor — customer and owner of the future platform</w:t>
+            </w:r>
+          </w:p>
+        </w:tc>
+        <w:tc>
+          <w:tcPr/>
+          <w:p>
+            <w:r/>
+            <w:r>
+              <w:t>Lviv Polytechnic National University</w:t>
+            </w:r>
+          </w:p>
+        </w:tc>
+        <w:tc>
+          <w:tcPr/>
+          <w:p>
+            <w:r/>
+            <w:r>
+              <w:t>office@lpnu.ua</w:t>
+            </w:r>
+          </w:p>
+        </w:tc>
+        <w:tc>
+          <w:tcPr/>
+          <w:p>
+            <w:r/>
+            <w:r>
+              <w:t>+380 (32) 258-21-11</w:t>
             </w:r>
           </w:p>
         </w:tc>
@@ -2977,84 +2947,54 @@
         <w:tc>
           <w:tcPr/>
           <w:p>
-            <w:pPr>
-              <w:rPr/>
-            </w:pPr>
-            <w:r>
-              <w:rPr>
-                <w:rtl w:val="0"/>
-              </w:rPr>
-              <w:t xml:space="preserve">Project Sponsor</w:t>
-            </w:r>
-          </w:p>
-        </w:tc>
-        <w:tc>
-          <w:tcPr/>
-          <w:p>
-            <w:pPr>
-              <w:rPr/>
-            </w:pPr>
-            <w:r>
-              <w:rPr>
-                <w:rtl w:val="0"/>
-              </w:rPr>
-              <w:t xml:space="preserve">Ministry of Education and Science of Ukraine</w:t>
-            </w:r>
-          </w:p>
-        </w:tc>
-        <w:tc>
-          <w:tcPr/>
-          <w:p>
-            <w:pPr>
-              <w:rPr/>
-            </w:pPr>
-            <w:r>
-              <w:rPr>
-                <w:rtl w:val="0"/>
-              </w:rPr>
-              <w:t xml:space="preserve">Project Sponsor — sector regulator and funding source</w:t>
-            </w:r>
-          </w:p>
-        </w:tc>
-        <w:tc>
-          <w:tcPr/>
-          <w:p>
-            <w:pPr>
-              <w:rPr/>
-            </w:pPr>
-            <w:r>
-              <w:rPr>
-                <w:rtl w:val="0"/>
-              </w:rPr>
-              <w:t xml:space="preserve">Ministry of Education and Science of Ukraine</w:t>
-            </w:r>
-          </w:p>
-        </w:tc>
-        <w:tc>
-          <w:tcPr/>
-          <w:p>
-            <w:pPr>
-              <w:rPr/>
-            </w:pPr>
-            <w:r>
-              <w:rPr>
-                <w:rtl w:val="0"/>
-              </w:rPr>
-              <w:t xml:space="preserve">office@mon.gov.ua</w:t>
-            </w:r>
-          </w:p>
-        </w:tc>
-        <w:tc>
-          <w:tcPr/>
-          <w:p>
-            <w:pPr>
-              <w:rPr/>
-            </w:pPr>
-            <w:r>
-              <w:rPr>
-                <w:rtl w:val="0"/>
-              </w:rPr>
-              <w:t xml:space="preserve">+380 (44) 481-32-21</w:t>
+            <w:r/>
+            <w:r>
+              <w:t>Project Sponsor</w:t>
+            </w:r>
+          </w:p>
+        </w:tc>
+        <w:tc>
+          <w:tcPr/>
+          <w:p>
+            <w:r/>
+            <w:r>
+              <w:t>Ministry of Education and Science of Ukraine</w:t>
+            </w:r>
+          </w:p>
+        </w:tc>
+        <w:tc>
+          <w:tcPr/>
+          <w:p>
+            <w:r/>
+            <w:r>
+              <w:t>Project Sponsor — sector regulator and funding source</w:t>
+            </w:r>
+          </w:p>
+        </w:tc>
+        <w:tc>
+          <w:tcPr/>
+          <w:p>
+            <w:r/>
+            <w:r>
+              <w:t>Ministry of Education and Science of Ukraine</w:t>
+            </w:r>
+          </w:p>
+        </w:tc>
+        <w:tc>
+          <w:tcPr/>
+          <w:p>
+            <w:r/>
+            <w:r>
+              <w:t>office@mon.gov.ua</w:t>
+            </w:r>
+          </w:p>
+        </w:tc>
+        <w:tc>
+          <w:tcPr/>
+          <w:p>
+            <w:r/>
+            <w:r>
+              <w:t>+380 (44) 481-32-21</w:t>
             </w:r>
           </w:p>
         </w:tc>
@@ -3067,84 +3007,54 @@
         <w:tc>
           <w:tcPr/>
           <w:p>
-            <w:pPr>
-              <w:rPr/>
-            </w:pPr>
-            <w:r>
-              <w:rPr>
-                <w:rtl w:val="0"/>
-              </w:rPr>
-              <w:t xml:space="preserve">Rector / Executive Sponsor</w:t>
-            </w:r>
-          </w:p>
-        </w:tc>
-        <w:tc>
-          <w:tcPr/>
-          <w:p>
-            <w:pPr>
-              <w:rPr/>
-            </w:pPr>
-            <w:r>
-              <w:rPr>
-                <w:rtl w:val="0"/>
-              </w:rPr>
-              <w:t xml:space="preserve">Nataliia Shakhovska</w:t>
-            </w:r>
-          </w:p>
-        </w:tc>
-        <w:tc>
-          <w:tcPr/>
-          <w:p>
-            <w:pPr>
-              <w:rPr/>
-            </w:pPr>
-            <w:r>
-              <w:rPr>
-                <w:rtl w:val="0"/>
-              </w:rPr>
-              <w:t xml:space="preserve">Rector of Lviv Polytechnic National University</w:t>
-            </w:r>
-          </w:p>
-        </w:tc>
-        <w:tc>
-          <w:tcPr/>
-          <w:p>
-            <w:pPr>
-              <w:rPr/>
-            </w:pPr>
-            <w:r>
-              <w:rPr>
-                <w:rtl w:val="0"/>
-              </w:rPr>
-              <w:t xml:space="preserve">Rector's Office, Lviv Polytechnic National University</w:t>
-            </w:r>
-          </w:p>
-        </w:tc>
-        <w:tc>
-          <w:tcPr/>
-          <w:p>
-            <w:pPr>
-              <w:rPr/>
-            </w:pPr>
-            <w:r>
-              <w:rPr>
-                <w:rtl w:val="0"/>
-              </w:rPr>
-              <w:t xml:space="preserve">nataliia.b.shakhovska@lpnu.ua</w:t>
-            </w:r>
-          </w:p>
-        </w:tc>
-        <w:tc>
-          <w:tcPr/>
-          <w:p>
-            <w:pPr>
-              <w:rPr/>
-            </w:pPr>
-            <w:r>
-              <w:rPr>
-                <w:rtl w:val="0"/>
-              </w:rPr>
-              <w:t xml:space="preserve">+380 (32) 258-26-00</w:t>
+            <w:r/>
+            <w:r>
+              <w:t>University Technical Department</w:t>
+            </w:r>
+          </w:p>
+        </w:tc>
+        <w:tc>
+          <w:tcPr/>
+          <w:p>
+            <w:r/>
+            <w:r>
+              <w:t>Technical Department of Lviv Polytechnic</w:t>
+            </w:r>
+          </w:p>
+        </w:tc>
+        <w:tc>
+          <w:tcPr/>
+          <w:p>
+            <w:r/>
+            <w:r>
+              <w:t>Developers and administrators of the current VNS</w:t>
+            </w:r>
+          </w:p>
+        </w:tc>
+        <w:tc>
+          <w:tcPr/>
+          <w:p>
+            <w:r/>
+            <w:r>
+              <w:t>Lviv Polytechnic National University</w:t>
+            </w:r>
+          </w:p>
+        </w:tc>
+        <w:tc>
+          <w:tcPr/>
+          <w:p>
+            <w:r/>
+            <w:r>
+              <w:t>it.support@lpnu.ua</w:t>
+            </w:r>
+          </w:p>
+        </w:tc>
+        <w:tc>
+          <w:tcPr/>
+          <w:p>
+            <w:r/>
+            <w:r>
+              <w:t>+380 (32) 258-21-77</w:t>
             </w:r>
           </w:p>
         </w:tc>
@@ -3157,84 +3067,54 @@
         <w:tc>
           <w:tcPr/>
           <w:p>
-            <w:pPr>
-              <w:rPr/>
-            </w:pPr>
-            <w:r>
-              <w:rPr>
-                <w:rtl w:val="0"/>
-              </w:rPr>
-              <w:t xml:space="preserve">Customer / End user</w:t>
-            </w:r>
-          </w:p>
-        </w:tc>
-        <w:tc>
-          <w:tcPr/>
-          <w:p>
-            <w:pPr>
-              <w:rPr/>
-            </w:pPr>
-            <w:r>
-              <w:rPr>
-                <w:rtl w:val="0"/>
-              </w:rPr>
-              <w:t xml:space="preserve">Nataliia Boiko</w:t>
-            </w:r>
-          </w:p>
-        </w:tc>
-        <w:tc>
-          <w:tcPr/>
-          <w:p>
-            <w:pPr>
-              <w:rPr/>
-            </w:pPr>
-            <w:r>
-              <w:rPr>
-                <w:rtl w:val="0"/>
-              </w:rPr>
-              <w:t xml:space="preserve">Lecturer — customer and end user</w:t>
-            </w:r>
-          </w:p>
-        </w:tc>
-        <w:tc>
-          <w:tcPr/>
-          <w:p>
-            <w:pPr>
-              <w:rPr/>
-            </w:pPr>
-            <w:r>
-              <w:rPr>
-                <w:rtl w:val="0"/>
-              </w:rPr>
-              <w:t xml:space="preserve">Lviv Polytechnic National University</w:t>
-            </w:r>
-          </w:p>
-        </w:tc>
-        <w:tc>
-          <w:tcPr/>
-          <w:p>
-            <w:pPr>
-              <w:rPr/>
-            </w:pPr>
-            <w:r>
-              <w:rPr>
-                <w:rtl w:val="0"/>
-              </w:rPr>
-              <w:t xml:space="preserve">nataliia.i.boiko@lpnu.ua</w:t>
-            </w:r>
-          </w:p>
-        </w:tc>
-        <w:tc>
-          <w:tcPr/>
-          <w:p>
-            <w:pPr>
-              <w:rPr/>
-            </w:pPr>
-            <w:r>
-              <w:rPr>
-                <w:rtl w:val="0"/>
-              </w:rPr>
-              <w:t xml:space="preserve">+380 (32) 258-25-30</w:t>
+            <w:r/>
+            <w:r>
+              <w:t>End users</w:t>
+            </w:r>
+          </w:p>
+        </w:tc>
+        <w:tc>
+          <w:tcPr/>
+          <w:p>
+            <w:r/>
+            <w:r>
+              <w:t>End users — students and lecturers</w:t>
+            </w:r>
+          </w:p>
+        </w:tc>
+        <w:tc>
+          <w:tcPr/>
+          <w:p>
+            <w:r/>
+            <w:r>
+              <w:t>End users of the product: students and lecturers</w:t>
+            </w:r>
+          </w:p>
+        </w:tc>
+        <w:tc>
+          <w:tcPr/>
+          <w:p>
+            <w:r/>
+            <w:r>
+              <w:t>Students and teaching staff of Lviv Polytechnic National University</w:t>
+            </w:r>
+          </w:p>
+        </w:tc>
+        <w:tc>
+          <w:tcPr/>
+          <w:p>
+            <w:r/>
+            <w:r>
+              <w:t>Via learning channels and @lpnu.ua mailboxes</w:t>
+            </w:r>
+          </w:p>
+        </w:tc>
+        <w:tc>
+          <w:tcPr/>
+          <w:p>
+            <w:r/>
+            <w:r>
+              <w:t>—</w:t>
             </w:r>
           </w:p>
         </w:tc>
@@ -3247,84 +3127,54 @@
         <w:tc>
           <w:tcPr/>
           <w:p>
-            <w:pPr>
-              <w:rPr/>
-            </w:pPr>
-            <w:r>
-              <w:rPr>
-                <w:rtl w:val="0"/>
-              </w:rPr>
-              <w:t xml:space="preserve">University Technical Department</w:t>
-            </w:r>
-          </w:p>
-        </w:tc>
-        <w:tc>
-          <w:tcPr/>
-          <w:p>
-            <w:pPr>
-              <w:rPr/>
-            </w:pPr>
-            <w:r>
-              <w:rPr>
-                <w:rtl w:val="0"/>
-              </w:rPr>
-              <w:t xml:space="preserve">Technical Department of Lviv Polytechnic</w:t>
-            </w:r>
-          </w:p>
-        </w:tc>
-        <w:tc>
-          <w:tcPr/>
-          <w:p>
-            <w:pPr>
-              <w:rPr/>
-            </w:pPr>
-            <w:r>
-              <w:rPr>
-                <w:rtl w:val="0"/>
-              </w:rPr>
-              <w:t xml:space="preserve">Developers and administrators of the current VNS</w:t>
-            </w:r>
-          </w:p>
-        </w:tc>
-        <w:tc>
-          <w:tcPr/>
-          <w:p>
-            <w:pPr>
-              <w:rPr/>
-            </w:pPr>
-            <w:r>
-              <w:rPr>
-                <w:rtl w:val="0"/>
-              </w:rPr>
-              <w:t xml:space="preserve">Lviv Polytechnic National University</w:t>
-            </w:r>
-          </w:p>
-        </w:tc>
-        <w:tc>
-          <w:tcPr/>
-          <w:p>
-            <w:pPr>
-              <w:rPr/>
-            </w:pPr>
-            <w:r>
-              <w:rPr>
-                <w:rtl w:val="0"/>
-              </w:rPr>
-              <w:t xml:space="preserve">it.support@lpnu.ua</w:t>
-            </w:r>
-          </w:p>
-        </w:tc>
-        <w:tc>
-          <w:tcPr/>
-          <w:p>
-            <w:pPr>
-              <w:rPr/>
-            </w:pPr>
-            <w:r>
-              <w:rPr>
-                <w:rtl w:val="0"/>
-              </w:rPr>
-              <w:t xml:space="preserve">+380 (32) 258-21-77</w:t>
+            <w:r/>
+            <w:r>
+              <w:t>Project Team</w:t>
+            </w:r>
+          </w:p>
+        </w:tc>
+        <w:tc>
+          <w:tcPr/>
+          <w:p>
+            <w:r/>
+            <w:r>
+              <w:t>Kostiantyn Holovskyi</w:t>
+            </w:r>
+          </w:p>
+        </w:tc>
+        <w:tc>
+          <w:tcPr/>
+          <w:p>
+            <w:r/>
+            <w:r>
+              <w:t>Product Owner</w:t>
+            </w:r>
+          </w:p>
+        </w:tc>
+        <w:tc>
+          <w:tcPr/>
+          <w:p>
+            <w:r/>
+            <w:r>
+              <w:t>Project team “20/80”</w:t>
+            </w:r>
+          </w:p>
+        </w:tc>
+        <w:tc>
+          <w:tcPr/>
+          <w:p>
+            <w:r/>
+            <w:r>
+              <w:t>kostiantyn.holovskyi.shi.2025@lpnu.ua</w:t>
+            </w:r>
+          </w:p>
+        </w:tc>
+        <w:tc>
+          <w:tcPr/>
+          <w:p>
+            <w:r/>
+            <w:r>
+              <w:t>+380 (67) 000-00-01</w:t>
             </w:r>
           </w:p>
         </w:tc>
@@ -3337,84 +3187,54 @@
         <w:tc>
           <w:tcPr/>
           <w:p>
-            <w:pPr>
-              <w:rPr/>
-            </w:pPr>
-            <w:r>
-              <w:rPr>
-                <w:rtl w:val="0"/>
-              </w:rPr>
-              <w:t xml:space="preserve">End users</w:t>
-            </w:r>
-          </w:p>
-        </w:tc>
-        <w:tc>
-          <w:tcPr/>
-          <w:p>
-            <w:pPr>
-              <w:rPr/>
-            </w:pPr>
-            <w:r>
-              <w:rPr>
-                <w:rtl w:val="0"/>
-              </w:rPr>
-              <w:t xml:space="preserve">End users — Lviv Polytechnic students</w:t>
-            </w:r>
-          </w:p>
-        </w:tc>
-        <w:tc>
-          <w:tcPr/>
-          <w:p>
-            <w:pPr>
-              <w:rPr/>
-            </w:pPr>
-            <w:r>
-              <w:rPr>
-                <w:rtl w:val="0"/>
-              </w:rPr>
-              <w:t xml:space="preserve">End users of the product</w:t>
-            </w:r>
-          </w:p>
-        </w:tc>
-        <w:tc>
-          <w:tcPr/>
-          <w:p>
-            <w:pPr>
-              <w:rPr/>
-            </w:pPr>
-            <w:r>
-              <w:rPr>
-                <w:rtl w:val="0"/>
-              </w:rPr>
-              <w:t xml:space="preserve">Student body of Lviv Polytechnic National University</w:t>
-            </w:r>
-          </w:p>
-        </w:tc>
-        <w:tc>
-          <w:tcPr/>
-          <w:p>
-            <w:pPr>
-              <w:rPr/>
-            </w:pPr>
-            <w:r>
-              <w:rPr>
-                <w:rtl w:val="0"/>
-              </w:rPr>
-              <w:t xml:space="preserve">Via learning channels and @lpnu.ua mailboxes</w:t>
-            </w:r>
-          </w:p>
-        </w:tc>
-        <w:tc>
-          <w:tcPr/>
-          <w:p>
-            <w:pPr>
-              <w:rPr/>
-            </w:pPr>
-            <w:r>
-              <w:rPr>
-                <w:rtl w:val="0"/>
-              </w:rPr>
-              <w:t xml:space="preserve">—</w:t>
+            <w:r/>
+            <w:r>
+              <w:t>Project Team</w:t>
+            </w:r>
+          </w:p>
+        </w:tc>
+        <w:tc>
+          <w:tcPr/>
+          <w:p>
+            <w:r/>
+            <w:r>
+              <w:t>Nazar Zankovych</w:t>
+            </w:r>
+          </w:p>
+        </w:tc>
+        <w:tc>
+          <w:tcPr/>
+          <w:p>
+            <w:r/>
+            <w:r>
+              <w:t>Project Manager</w:t>
+            </w:r>
+          </w:p>
+        </w:tc>
+        <w:tc>
+          <w:tcPr/>
+          <w:p>
+            <w:r/>
+            <w:r>
+              <w:t>Project team “20/80”</w:t>
+            </w:r>
+          </w:p>
+        </w:tc>
+        <w:tc>
+          <w:tcPr/>
+          <w:p>
+            <w:r/>
+            <w:r>
+              <w:t>nazar.zankovych.shi.2025@lpnu.ua</w:t>
+            </w:r>
+          </w:p>
+        </w:tc>
+        <w:tc>
+          <w:tcPr/>
+          <w:p>
+            <w:r/>
+            <w:r>
+              <w:t>+380 (67) 000-00-02</w:t>
             </w:r>
           </w:p>
         </w:tc>
@@ -3427,84 +3247,54 @@
         <w:tc>
           <w:tcPr/>
           <w:p>
-            <w:pPr>
-              <w:rPr/>
-            </w:pPr>
-            <w:r>
-              <w:rPr>
-                <w:rtl w:val="0"/>
-              </w:rPr>
-              <w:t xml:space="preserve">Project Team</w:t>
-            </w:r>
-          </w:p>
-        </w:tc>
-        <w:tc>
-          <w:tcPr/>
-          <w:p>
-            <w:pPr>
-              <w:rPr/>
-            </w:pPr>
-            <w:r>
-              <w:rPr>
-                <w:rtl w:val="0"/>
-              </w:rPr>
-              <w:t xml:space="preserve">Kostiantyn Holovskyi</w:t>
-            </w:r>
-          </w:p>
-        </w:tc>
-        <w:tc>
-          <w:tcPr/>
-          <w:p>
-            <w:pPr>
-              <w:rPr/>
-            </w:pPr>
-            <w:r>
-              <w:rPr>
-                <w:rtl w:val="0"/>
-              </w:rPr>
-              <w:t xml:space="preserve">Product Owner</w:t>
-            </w:r>
-          </w:p>
-        </w:tc>
-        <w:tc>
-          <w:tcPr/>
-          <w:p>
-            <w:pPr>
-              <w:rPr/>
-            </w:pPr>
-            <w:r>
-              <w:rPr>
-                <w:rtl w:val="0"/>
-              </w:rPr>
-              <w:t xml:space="preserve">Project team “20/80”</w:t>
-            </w:r>
-          </w:p>
-        </w:tc>
-        <w:tc>
-          <w:tcPr/>
-          <w:p>
-            <w:pPr>
-              <w:rPr/>
-            </w:pPr>
-            <w:r>
-              <w:rPr>
-                <w:rtl w:val="0"/>
-              </w:rPr>
-              <w:t xml:space="preserve">kostiantyn.holovskyi.shi.2025@lpnu.ua</w:t>
-            </w:r>
-          </w:p>
-        </w:tc>
-        <w:tc>
-          <w:tcPr/>
-          <w:p>
-            <w:pPr>
-              <w:rPr/>
-            </w:pPr>
-            <w:r>
-              <w:rPr>
-                <w:rtl w:val="0"/>
-              </w:rPr>
-              <w:t xml:space="preserve">+380 (67) 000-00-01</w:t>
+            <w:r/>
+            <w:r>
+              <w:t>Project Team</w:t>
+            </w:r>
+          </w:p>
+        </w:tc>
+        <w:tc>
+          <w:tcPr/>
+          <w:p>
+            <w:r/>
+            <w:r>
+              <w:t>Andrii Lysun</w:t>
+            </w:r>
+          </w:p>
+        </w:tc>
+        <w:tc>
+          <w:tcPr/>
+          <w:p>
+            <w:r/>
+            <w:r>
+              <w:t>Business Analyst</w:t>
+            </w:r>
+          </w:p>
+        </w:tc>
+        <w:tc>
+          <w:tcPr/>
+          <w:p>
+            <w:r/>
+            <w:r>
+              <w:t>Project team “20/80”</w:t>
+            </w:r>
+          </w:p>
+        </w:tc>
+        <w:tc>
+          <w:tcPr/>
+          <w:p>
+            <w:r/>
+            <w:r>
+              <w:t>andrii.lysun.shi.2025@lpnu.ua</w:t>
+            </w:r>
+          </w:p>
+        </w:tc>
+        <w:tc>
+          <w:tcPr/>
+          <w:p>
+            <w:r/>
+            <w:r>
+              <w:t>+380 (67) 000-00-03</w:t>
             </w:r>
           </w:p>
         </w:tc>
@@ -3517,84 +3307,54 @@
         <w:tc>
           <w:tcPr/>
           <w:p>
-            <w:pPr>
-              <w:rPr/>
-            </w:pPr>
-            <w:r>
-              <w:rPr>
-                <w:rtl w:val="0"/>
-              </w:rPr>
-              <w:t xml:space="preserve">Project Team</w:t>
-            </w:r>
-          </w:p>
-        </w:tc>
-        <w:tc>
-          <w:tcPr/>
-          <w:p>
-            <w:pPr>
-              <w:rPr/>
-            </w:pPr>
-            <w:r>
-              <w:rPr>
-                <w:rtl w:val="0"/>
-              </w:rPr>
-              <w:t xml:space="preserve">Nazar Zankovych</w:t>
-            </w:r>
-          </w:p>
-        </w:tc>
-        <w:tc>
-          <w:tcPr/>
-          <w:p>
-            <w:pPr>
-              <w:rPr/>
-            </w:pPr>
-            <w:r>
-              <w:rPr>
-                <w:rtl w:val="0"/>
-              </w:rPr>
-              <w:t xml:space="preserve">Project Manager</w:t>
-            </w:r>
-          </w:p>
-        </w:tc>
-        <w:tc>
-          <w:tcPr/>
-          <w:p>
-            <w:pPr>
-              <w:rPr/>
-            </w:pPr>
-            <w:r>
-              <w:rPr>
-                <w:rtl w:val="0"/>
-              </w:rPr>
-              <w:t xml:space="preserve">Project team “20/80”</w:t>
-            </w:r>
-          </w:p>
-        </w:tc>
-        <w:tc>
-          <w:tcPr/>
-          <w:p>
-            <w:pPr>
-              <w:rPr/>
-            </w:pPr>
-            <w:r>
-              <w:rPr>
-                <w:rtl w:val="0"/>
-              </w:rPr>
-              <w:t xml:space="preserve">nazar.zankovych.shi.2025@lpnu.ua</w:t>
-            </w:r>
-          </w:p>
-        </w:tc>
-        <w:tc>
-          <w:tcPr/>
-          <w:p>
-            <w:pPr>
-              <w:rPr/>
-            </w:pPr>
-            <w:r>
-              <w:rPr>
-                <w:rtl w:val="0"/>
-              </w:rPr>
-              <w:t xml:space="preserve">+380 (67) 000-00-02</w:t>
+            <w:r/>
+            <w:r>
+              <w:t>Project Team</w:t>
+            </w:r>
+          </w:p>
+        </w:tc>
+        <w:tc>
+          <w:tcPr/>
+          <w:p>
+            <w:r/>
+            <w:r>
+              <w:t>Denys Lunhul</w:t>
+            </w:r>
+          </w:p>
+        </w:tc>
+        <w:tc>
+          <w:tcPr/>
+          <w:p>
+            <w:r/>
+            <w:r>
+              <w:t>Tech Lead, Software Engineer (SWE)</w:t>
+            </w:r>
+          </w:p>
+        </w:tc>
+        <w:tc>
+          <w:tcPr/>
+          <w:p>
+            <w:r/>
+            <w:r>
+              <w:t>Project team “20/80”</w:t>
+            </w:r>
+          </w:p>
+        </w:tc>
+        <w:tc>
+          <w:tcPr/>
+          <w:p>
+            <w:r/>
+            <w:r>
+              <w:t>denys.lunhul.shi.2025@lpnu.ua</w:t>
+            </w:r>
+          </w:p>
+        </w:tc>
+        <w:tc>
+          <w:tcPr/>
+          <w:p>
+            <w:r/>
+            <w:r>
+              <w:t>+380 (67) 000-00-04</w:t>
             </w:r>
           </w:p>
         </w:tc>
@@ -3607,84 +3367,54 @@
         <w:tc>
           <w:tcPr/>
           <w:p>
-            <w:pPr>
-              <w:rPr/>
-            </w:pPr>
-            <w:r>
-              <w:rPr>
-                <w:rtl w:val="0"/>
-              </w:rPr>
-              <w:t xml:space="preserve">Project Team</w:t>
-            </w:r>
-          </w:p>
-        </w:tc>
-        <w:tc>
-          <w:tcPr/>
-          <w:p>
-            <w:pPr>
-              <w:rPr/>
-            </w:pPr>
-            <w:r>
-              <w:rPr>
-                <w:rtl w:val="0"/>
-              </w:rPr>
-              <w:t xml:space="preserve">Andrii Lysun</w:t>
-            </w:r>
-          </w:p>
-        </w:tc>
-        <w:tc>
-          <w:tcPr/>
-          <w:p>
-            <w:pPr>
-              <w:rPr/>
-            </w:pPr>
-            <w:r>
-              <w:rPr>
-                <w:rtl w:val="0"/>
-              </w:rPr>
-              <w:t xml:space="preserve">Business Analyst</w:t>
-            </w:r>
-          </w:p>
-        </w:tc>
-        <w:tc>
-          <w:tcPr/>
-          <w:p>
-            <w:pPr>
-              <w:rPr/>
-            </w:pPr>
-            <w:r>
-              <w:rPr>
-                <w:rtl w:val="0"/>
-              </w:rPr>
-              <w:t xml:space="preserve">Project team “20/80”</w:t>
-            </w:r>
-          </w:p>
-        </w:tc>
-        <w:tc>
-          <w:tcPr/>
-          <w:p>
-            <w:pPr>
-              <w:rPr/>
-            </w:pPr>
-            <w:r>
-              <w:rPr>
-                <w:rtl w:val="0"/>
-              </w:rPr>
-              <w:t xml:space="preserve">andrii.lysun.shi.2025@lpnu.ua</w:t>
-            </w:r>
-          </w:p>
-        </w:tc>
-        <w:tc>
-          <w:tcPr/>
-          <w:p>
-            <w:pPr>
-              <w:rPr/>
-            </w:pPr>
-            <w:r>
-              <w:rPr>
-                <w:rtl w:val="0"/>
-              </w:rPr>
-              <w:t xml:space="preserve">+380 (67) 000-00-03</w:t>
+            <w:r/>
+            <w:r>
+              <w:t>Project Team</w:t>
+            </w:r>
+          </w:p>
+        </w:tc>
+        <w:tc>
+          <w:tcPr/>
+          <w:p>
+            <w:r/>
+            <w:r>
+              <w:t>Yaroslav Shevchuk</w:t>
+            </w:r>
+          </w:p>
+        </w:tc>
+        <w:tc>
+          <w:tcPr/>
+          <w:p>
+            <w:r/>
+            <w:r>
+              <w:t>DevOps, Software Engineer (SWE)</w:t>
+            </w:r>
+          </w:p>
+        </w:tc>
+        <w:tc>
+          <w:tcPr/>
+          <w:p>
+            <w:r/>
+            <w:r>
+              <w:t>Project team “20/80”</w:t>
+            </w:r>
+          </w:p>
+        </w:tc>
+        <w:tc>
+          <w:tcPr/>
+          <w:p>
+            <w:r/>
+            <w:r>
+              <w:t>yaroslav.shevchuk.shi.2025@lpnu.ua</w:t>
+            </w:r>
+          </w:p>
+        </w:tc>
+        <w:tc>
+          <w:tcPr/>
+          <w:p>
+            <w:r/>
+            <w:r>
+              <w:t>+380 (67) 000-00-05</w:t>
             </w:r>
           </w:p>
         </w:tc>
@@ -3697,264 +3427,54 @@
         <w:tc>
           <w:tcPr/>
           <w:p>
-            <w:pPr>
-              <w:rPr/>
-            </w:pPr>
-            <w:r>
-              <w:rPr>
-                <w:rtl w:val="0"/>
-              </w:rPr>
-              <w:t xml:space="preserve">Project Team</w:t>
-            </w:r>
-          </w:p>
-        </w:tc>
-        <w:tc>
-          <w:tcPr/>
-          <w:p>
-            <w:pPr>
-              <w:rPr/>
-            </w:pPr>
-            <w:r>
-              <w:rPr>
-                <w:rtl w:val="0"/>
-              </w:rPr>
-              <w:t xml:space="preserve">Denys Lunhul</w:t>
-            </w:r>
-          </w:p>
-        </w:tc>
-        <w:tc>
-          <w:tcPr/>
-          <w:p>
-            <w:pPr>
-              <w:rPr/>
-            </w:pPr>
-            <w:r>
-              <w:rPr>
-                <w:rtl w:val="0"/>
-              </w:rPr>
-              <w:t xml:space="preserve">Tech Lead</w:t>
-            </w:r>
-          </w:p>
-        </w:tc>
-        <w:tc>
-          <w:tcPr/>
-          <w:p>
-            <w:pPr>
-              <w:rPr/>
-            </w:pPr>
-            <w:r>
-              <w:rPr>
-                <w:rtl w:val="0"/>
-              </w:rPr>
-              <w:t xml:space="preserve">Project team “20/80”</w:t>
-            </w:r>
-          </w:p>
-        </w:tc>
-        <w:tc>
-          <w:tcPr/>
-          <w:p>
-            <w:pPr>
-              <w:rPr/>
-            </w:pPr>
-            <w:r>
-              <w:rPr>
-                <w:rtl w:val="0"/>
-              </w:rPr>
-              <w:t xml:space="preserve">denys.lunhul.shi.2025@lpnu.ua</w:t>
-            </w:r>
-          </w:p>
-        </w:tc>
-        <w:tc>
-          <w:tcPr/>
-          <w:p>
-            <w:pPr>
-              <w:rPr/>
-            </w:pPr>
-            <w:r>
-              <w:rPr>
-                <w:rtl w:val="0"/>
-              </w:rPr>
-              <w:t xml:space="preserve">+380 (67) 000-00-04</w:t>
-            </w:r>
-          </w:p>
-        </w:tc>
-      </w:tr>
-      <w:tr>
-        <w:trPr>
-          <w:cantSplit w:val="0"/>
-          <w:tblHeader w:val="0"/>
-        </w:trPr>
-        <w:tc>
-          <w:tcPr/>
-          <w:p>
-            <w:pPr>
-              <w:rPr/>
-            </w:pPr>
-            <w:r>
-              <w:rPr>
-                <w:rtl w:val="0"/>
-              </w:rPr>
-              <w:t xml:space="preserve">Project Team</w:t>
-            </w:r>
-          </w:p>
-        </w:tc>
-        <w:tc>
-          <w:tcPr/>
-          <w:p>
-            <w:pPr>
-              <w:rPr/>
-            </w:pPr>
-            <w:r>
-              <w:rPr>
-                <w:rtl w:val="0"/>
-              </w:rPr>
-              <w:t xml:space="preserve">Yaroslav Shevchuk</w:t>
-            </w:r>
-          </w:p>
-        </w:tc>
-        <w:tc>
-          <w:tcPr/>
-          <w:p>
-            <w:pPr>
-              <w:rPr/>
-            </w:pPr>
-            <w:r>
-              <w:rPr>
-                <w:rtl w:val="0"/>
-              </w:rPr>
-              <w:t xml:space="preserve">DevOps</w:t>
-            </w:r>
-          </w:p>
-        </w:tc>
-        <w:tc>
-          <w:tcPr/>
-          <w:p>
-            <w:pPr>
-              <w:rPr/>
-            </w:pPr>
-            <w:r>
-              <w:rPr>
-                <w:rtl w:val="0"/>
-              </w:rPr>
-              <w:t xml:space="preserve">Project team “20/80”</w:t>
-            </w:r>
-          </w:p>
-        </w:tc>
-        <w:tc>
-          <w:tcPr/>
-          <w:p>
-            <w:pPr>
-              <w:rPr/>
-            </w:pPr>
-            <w:r>
-              <w:rPr>
-                <w:rtl w:val="0"/>
-              </w:rPr>
-              <w:t xml:space="preserve">yaroslav.shevchuk.shi.2025@lpnu.ua</w:t>
-            </w:r>
-          </w:p>
-        </w:tc>
-        <w:tc>
-          <w:tcPr/>
-          <w:p>
-            <w:pPr>
-              <w:rPr/>
-            </w:pPr>
-            <w:r>
-              <w:rPr>
-                <w:rtl w:val="0"/>
-              </w:rPr>
-              <w:t xml:space="preserve">+380 (67) 000-00-05</w:t>
-            </w:r>
-          </w:p>
-        </w:tc>
-      </w:tr>
-      <w:tr>
-        <w:trPr>
-          <w:cantSplit w:val="0"/>
-          <w:tblHeader w:val="0"/>
-        </w:trPr>
-        <w:tc>
-          <w:tcPr/>
-          <w:p>
-            <w:pPr>
-              <w:rPr/>
-            </w:pPr>
-            <w:r>
-              <w:rPr>
-                <w:rtl w:val="0"/>
-              </w:rPr>
-              <w:t xml:space="preserve">Project Team</w:t>
-            </w:r>
-          </w:p>
-        </w:tc>
-        <w:tc>
-          <w:tcPr/>
-          <w:p>
-            <w:pPr>
-              <w:rPr/>
-            </w:pPr>
-            <w:r>
-              <w:rPr>
-                <w:rtl w:val="0"/>
-              </w:rPr>
-              <w:t xml:space="preserve">Volodymyr Kamelchuk</w:t>
-            </w:r>
-          </w:p>
-        </w:tc>
-        <w:tc>
-          <w:tcPr/>
-          <w:p>
-            <w:pPr>
-              <w:rPr/>
-            </w:pPr>
-            <w:r>
-              <w:rPr>
-                <w:rtl w:val="0"/>
-              </w:rPr>
-              <w:t xml:space="preserve">QA Specialist</w:t>
-            </w:r>
-          </w:p>
-        </w:tc>
-        <w:tc>
-          <w:tcPr/>
-          <w:p>
-            <w:pPr>
-              <w:rPr/>
-            </w:pPr>
-            <w:r>
-              <w:rPr>
-                <w:rtl w:val="0"/>
-              </w:rPr>
-              <w:t xml:space="preserve">Project team “20/80”</w:t>
-            </w:r>
-          </w:p>
-        </w:tc>
-        <w:tc>
-          <w:tcPr/>
-          <w:p>
-            <w:pPr>
-              <w:rPr/>
-            </w:pPr>
-            <w:r>
-              <w:rPr>
-                <w:rtl w:val="0"/>
-              </w:rPr>
-              <w:t xml:space="preserve">volodymyr.kamelchuk.shi.2025@lpnu.ua</w:t>
-            </w:r>
-          </w:p>
-        </w:tc>
-        <w:tc>
-          <w:tcPr/>
-          <w:p>
-            <w:pPr>
-              <w:rPr/>
-            </w:pPr>
-            <w:r>
-              <w:rPr>
-                <w:rtl w:val="0"/>
-              </w:rPr>
-              <w:t xml:space="preserve">+380 (67) 000-00-06</w:t>
+            <w:r/>
+            <w:r>
+              <w:t>Project Team</w:t>
+            </w:r>
+          </w:p>
+        </w:tc>
+        <w:tc>
+          <w:tcPr/>
+          <w:p>
+            <w:r/>
+            <w:r>
+              <w:t>Volodymyr Kamelchuk</w:t>
+            </w:r>
+          </w:p>
+        </w:tc>
+        <w:tc>
+          <w:tcPr/>
+          <w:p>
+            <w:r/>
+            <w:r>
+              <w:t>QA Specialist, Software Engineer (SWE)</w:t>
+            </w:r>
+          </w:p>
+        </w:tc>
+        <w:tc>
+          <w:tcPr/>
+          <w:p>
+            <w:r/>
+            <w:r>
+              <w:t>Project team “20/80”</w:t>
+            </w:r>
+          </w:p>
+        </w:tc>
+        <w:tc>
+          <w:tcPr/>
+          <w:p>
+            <w:r/>
+            <w:r>
+              <w:t>volodymyr.kamelchuk.shi.2025@lpnu.ua</w:t>
+            </w:r>
+          </w:p>
+        </w:tc>
+        <w:tc>
+          <w:tcPr/>
+          <w:p>
+            <w:r/>
+            <w:r>
+              <w:t>+380 (67) 000-00-06</w:t>
             </w:r>
           </w:p>
         </w:tc>
@@ -4071,7 +3591,7 @@
         <w:rPr>
           <w:rtl w:val="0"/>
         </w:rPr>
-        <w:t xml:space="preserve">Day-to-day team collaboration takes place in the team chat, with the project board and issue tracker used for tasks and defects. Written reports, meeting minutes and business analysis artefacts are stored in the shared project repository, which all team members and the customer can access.</w:t>
+        <w:t>Day-to-day team collaboration takes place in the team chat, with the project board and issue tracker used for tasks and defects. Written reports, meeting minutes and business analysis artefacts are stored in the shared project repository, which all team members and the sponsor can access.</w:t>
       </w:r>
     </w:p>
     <w:p>
@@ -4113,7 +3633,7 @@
         <w:rPr>
           <w:rtl w:val="0"/>
         </w:rPr>
-        <w:t xml:space="preserve">All project communication and documentation is archived in the shared project repository following the agreed file naming conventions, and is handed over to the Technical Department of Lviv Polytechnic National University at project closure together with the system itself.</w:t>
+        <w:t>All project communication and documentation is archived in the shared project repository following the agreed file naming conventions, and is handed over to Lviv Polytechnic National University as the sponsor at project closure together with the system itself.</w:t>
       </w:r>
     </w:p>
     <w:p>
@@ -4511,112 +4031,72 @@
         <w:tc>
           <w:tcPr/>
           <w:p>
-            <w:pPr>
-              <w:rPr/>
-            </w:pPr>
-            <w:r>
-              <w:rPr>
-                <w:rtl w:val="0"/>
-              </w:rPr>
-              <w:t xml:space="preserve">Team Standup</w:t>
-            </w:r>
-          </w:p>
-        </w:tc>
-        <w:tc>
-          <w:tcPr/>
-          <w:p>
-            <w:pPr>
-              <w:rPr/>
-            </w:pPr>
-            <w:r>
-              <w:rPr>
-                <w:rtl w:val="0"/>
-              </w:rPr>
-              <w:t xml:space="preserve">Synchronise progress since the previous day, raise blockers and redistribute work within the team</w:t>
-            </w:r>
-          </w:p>
-        </w:tc>
-        <w:tc>
-          <w:tcPr/>
-          <w:p>
-            <w:pPr>
-              <w:rPr/>
-            </w:pPr>
-            <w:r>
-              <w:rPr>
-                <w:rtl w:val="0"/>
-              </w:rPr>
-              <w:t xml:space="preserve">Meeting (online)</w:t>
-            </w:r>
-          </w:p>
-        </w:tc>
-        <w:tc>
-          <w:tcPr/>
-          <w:p>
-            <w:pPr>
-              <w:rPr/>
-            </w:pPr>
-            <w:r>
-              <w:rPr>
-                <w:rtl w:val="0"/>
-              </w:rPr>
-              <w:t xml:space="preserve">Daily, 10:00, 15 min</w:t>
-            </w:r>
-          </w:p>
-        </w:tc>
-        <w:tc>
-          <w:tcPr/>
-          <w:p>
-            <w:pPr>
-              <w:rPr/>
-            </w:pPr>
-            <w:r>
-              <w:rPr>
-                <w:rtl w:val="0"/>
-              </w:rPr>
-              <w:t xml:space="preserve">Whole project team: PO, PM, BA, Tech Lead, DevOps, QA</w:t>
-            </w:r>
-          </w:p>
-        </w:tc>
-        <w:tc>
-          <w:tcPr/>
-          <w:p>
-            <w:pPr>
-              <w:rPr/>
-            </w:pPr>
-            <w:r>
-              <w:rPr>
-                <w:rtl w:val="0"/>
-              </w:rPr>
-              <w:t xml:space="preserve">Project Manager (N. Zankovych)</w:t>
-            </w:r>
-          </w:p>
-        </w:tc>
-        <w:tc>
-          <w:tcPr/>
-          <w:p>
-            <w:pPr>
-              <w:rPr/>
-            </w:pPr>
-            <w:r>
-              <w:rPr>
-                <w:rtl w:val="0"/>
-              </w:rPr>
-              <w:t xml:space="preserve">Updated task board</w:t>
-            </w:r>
-          </w:p>
-        </w:tc>
-        <w:tc>
-          <w:tcPr/>
-          <w:p>
-            <w:pPr>
-              <w:rPr/>
-            </w:pPr>
-            <w:r>
-              <w:rPr>
-                <w:rtl w:val="0"/>
-              </w:rPr>
-              <w:t xml:space="preserve">Team chat / project board</w:t>
+            <w:r/>
+            <w:r>
+              <w:t>Team Standup</w:t>
+            </w:r>
+          </w:p>
+        </w:tc>
+        <w:tc>
+          <w:tcPr/>
+          <w:p>
+            <w:r/>
+            <w:r>
+              <w:t>Synchronise progress since the previous day, raise blockers and redistribute work within the team</w:t>
+            </w:r>
+          </w:p>
+        </w:tc>
+        <w:tc>
+          <w:tcPr/>
+          <w:p>
+            <w:r/>
+            <w:r>
+              <w:t>Meeting (online)</w:t>
+            </w:r>
+          </w:p>
+        </w:tc>
+        <w:tc>
+          <w:tcPr/>
+          <w:p>
+            <w:r/>
+            <w:r>
+              <w:t>Daily, 10:00, 15 min</w:t>
+            </w:r>
+          </w:p>
+        </w:tc>
+        <w:tc>
+          <w:tcPr/>
+          <w:p>
+            <w:r/>
+            <w:r>
+              <w:t>Whole project team: PO, PM, BA, Tech Lead, DevOps, QA</w:t>
+            </w:r>
+          </w:p>
+        </w:tc>
+        <w:tc>
+          <w:tcPr/>
+          <w:p>
+            <w:r/>
+            <w:r>
+              <w:t>Project Manager (N. Zankovych)</w:t>
+            </w:r>
+          </w:p>
+        </w:tc>
+        <w:tc>
+          <w:tcPr/>
+          <w:p>
+            <w:r/>
+            <w:r>
+              <w:t>Updated task board</w:t>
+            </w:r>
+          </w:p>
+        </w:tc>
+        <w:tc>
+          <w:tcPr/>
+          <w:p>
+            <w:r/>
+            <w:r>
+              <w:t>Team chat / project board</w:t>
             </w:r>
           </w:p>
         </w:tc>
@@ -4630,112 +4110,72 @@
         <w:tc>
           <w:tcPr/>
           <w:p>
-            <w:pPr>
-              <w:rPr/>
-            </w:pPr>
-            <w:r>
-              <w:rPr>
-                <w:rtl w:val="0"/>
-              </w:rPr>
-              <w:t xml:space="preserve">Weekly Planning and Backlog Review</w:t>
-            </w:r>
-          </w:p>
-        </w:tc>
-        <w:tc>
-          <w:tcPr/>
-          <w:p>
-            <w:pPr>
-              <w:rPr/>
-            </w:pPr>
-            <w:r>
-              <w:rPr>
-                <w:rtl w:val="0"/>
-              </w:rPr>
-              <w:t xml:space="preserve">Agree the scope of work for the week and the MVP backlog priorities; confirm the definition of ready</w:t>
-            </w:r>
-          </w:p>
-        </w:tc>
-        <w:tc>
-          <w:tcPr/>
-          <w:p>
-            <w:pPr>
-              <w:rPr/>
-            </w:pPr>
-            <w:r>
-              <w:rPr>
-                <w:rtl w:val="0"/>
-              </w:rPr>
-              <w:t xml:space="preserve">Meeting</w:t>
-            </w:r>
-          </w:p>
-        </w:tc>
-        <w:tc>
-          <w:tcPr/>
-          <w:p>
-            <w:pPr>
-              <w:rPr/>
-            </w:pPr>
-            <w:r>
-              <w:rPr>
-                <w:rtl w:val="0"/>
-              </w:rPr>
-              <w:t xml:space="preserve">Weekly, Monday</w:t>
-            </w:r>
-          </w:p>
-        </w:tc>
-        <w:tc>
-          <w:tcPr/>
-          <w:p>
-            <w:pPr>
-              <w:rPr/>
-            </w:pPr>
-            <w:r>
-              <w:rPr>
-                <w:rtl w:val="0"/>
-              </w:rPr>
-              <w:t xml:space="preserve">PO, PM, BA, Tech Lead, DevOps, QA</w:t>
-            </w:r>
-          </w:p>
-        </w:tc>
-        <w:tc>
-          <w:tcPr/>
-          <w:p>
-            <w:pPr>
-              <w:rPr/>
-            </w:pPr>
-            <w:r>
-              <w:rPr>
-                <w:rtl w:val="0"/>
-              </w:rPr>
-              <w:t xml:space="preserve">Product Owner (K. Holovskyi)</w:t>
-            </w:r>
-          </w:p>
-        </w:tc>
-        <w:tc>
-          <w:tcPr/>
-          <w:p>
-            <w:pPr>
-              <w:rPr/>
-            </w:pPr>
-            <w:r>
-              <w:rPr>
-                <w:rtl w:val="0"/>
-              </w:rPr>
-              <w:t xml:space="preserve">Agenda / Minutes / Sprint scope</w:t>
-            </w:r>
-          </w:p>
-        </w:tc>
-        <w:tc>
-          <w:tcPr/>
-          <w:p>
-            <w:pPr>
-              <w:rPr/>
-            </w:pPr>
-            <w:r>
-              <w:rPr>
-                <w:rtl w:val="0"/>
-              </w:rPr>
-              <w:t xml:space="preserve">Soft copy in the project repository</w:t>
+            <w:r/>
+            <w:r>
+              <w:t>Weekly Planning and Backlog Review</w:t>
+            </w:r>
+          </w:p>
+        </w:tc>
+        <w:tc>
+          <w:tcPr/>
+          <w:p>
+            <w:r/>
+            <w:r>
+              <w:t>Agree the scope of work for the week and the MVP backlog priorities; confirm the definition of ready</w:t>
+            </w:r>
+          </w:p>
+        </w:tc>
+        <w:tc>
+          <w:tcPr/>
+          <w:p>
+            <w:r/>
+            <w:r>
+              <w:t>Meeting</w:t>
+            </w:r>
+          </w:p>
+        </w:tc>
+        <w:tc>
+          <w:tcPr/>
+          <w:p>
+            <w:r/>
+            <w:r>
+              <w:t>Weekly, Monday</w:t>
+            </w:r>
+          </w:p>
+        </w:tc>
+        <w:tc>
+          <w:tcPr/>
+          <w:p>
+            <w:r/>
+            <w:r>
+              <w:t>PO, PM, BA, Tech Lead, DevOps, QA</w:t>
+            </w:r>
+          </w:p>
+        </w:tc>
+        <w:tc>
+          <w:tcPr/>
+          <w:p>
+            <w:r/>
+            <w:r>
+              <w:t>Product Owner (K. Holovskyi)</w:t>
+            </w:r>
+          </w:p>
+        </w:tc>
+        <w:tc>
+          <w:tcPr/>
+          <w:p>
+            <w:r/>
+            <w:r>
+              <w:t>Agenda / Minutes / Sprint scope</w:t>
+            </w:r>
+          </w:p>
+        </w:tc>
+        <w:tc>
+          <w:tcPr/>
+          <w:p>
+            <w:r/>
+            <w:r>
+              <w:t>Soft copy in the project repository</w:t>
             </w:r>
           </w:p>
         </w:tc>
@@ -4749,112 +4189,72 @@
         <w:tc>
           <w:tcPr/>
           <w:p>
-            <w:pPr>
-              <w:rPr/>
-            </w:pPr>
-            <w:r>
-              <w:rPr>
-                <w:rtl w:val="0"/>
-              </w:rPr>
-              <w:t xml:space="preserve">Requirements Elicitation Meeting with the Customer</w:t>
-            </w:r>
-          </w:p>
-        </w:tc>
-        <w:tc>
-          <w:tcPr/>
-          <w:p>
-            <w:pPr>
-              <w:rPr/>
-            </w:pPr>
-            <w:r>
-              <w:rPr>
-                <w:rtl w:val="0"/>
-              </w:rPr>
-              <w:t xml:space="preserve">Clarify lecturer scenarios: materials, assignments, activity analytics, AI mode for graded work</w:t>
-            </w:r>
-          </w:p>
-        </w:tc>
-        <w:tc>
-          <w:tcPr/>
-          <w:p>
-            <w:pPr>
-              <w:rPr/>
-            </w:pPr>
-            <w:r>
-              <w:rPr>
-                <w:rtl w:val="0"/>
-              </w:rPr>
-              <w:t xml:space="preserve">Interview / workshop</w:t>
-            </w:r>
-          </w:p>
-        </w:tc>
-        <w:tc>
-          <w:tcPr/>
-          <w:p>
-            <w:pPr>
-              <w:rPr/>
-            </w:pPr>
-            <w:r>
-              <w:rPr>
-                <w:rtl w:val="0"/>
-              </w:rPr>
-              <w:t xml:space="preserve">Weekly, Thursday</w:t>
-            </w:r>
-          </w:p>
-        </w:tc>
-        <w:tc>
-          <w:tcPr/>
-          <w:p>
-            <w:pPr>
-              <w:rPr/>
-            </w:pPr>
-            <w:r>
-              <w:rPr>
-                <w:rtl w:val="0"/>
-              </w:rPr>
-              <w:t xml:space="preserve">Nataliia Boiko, BA; PO and Tech Lead as needed</w:t>
-            </w:r>
-          </w:p>
-        </w:tc>
-        <w:tc>
-          <w:tcPr/>
-          <w:p>
-            <w:pPr>
-              <w:rPr/>
-            </w:pPr>
-            <w:r>
-              <w:rPr>
-                <w:rtl w:val="0"/>
-              </w:rPr>
-              <w:t xml:space="preserve">Business Analyst (A. Lysun)</w:t>
-            </w:r>
-          </w:p>
-        </w:tc>
-        <w:tc>
-          <w:tcPr/>
-          <w:p>
-            <w:pPr>
-              <w:rPr/>
-            </w:pPr>
-            <w:r>
-              <w:rPr>
-                <w:rtl w:val="0"/>
-              </w:rPr>
-              <w:t xml:space="preserve">Agenda / Minutes / Requirements notes</w:t>
-            </w:r>
-          </w:p>
-        </w:tc>
-        <w:tc>
-          <w:tcPr/>
-          <w:p>
-            <w:pPr>
-              <w:rPr/>
-            </w:pPr>
-            <w:r>
-              <w:rPr>
-                <w:rtl w:val="0"/>
-              </w:rPr>
-              <w:t xml:space="preserve">Soft copy in the project repository</w:t>
+            <w:r/>
+            <w:r>
+              <w:t>Requirements Elicitation Meeting with Lecturers</w:t>
+            </w:r>
+          </w:p>
+        </w:tc>
+        <w:tc>
+          <w:tcPr/>
+          <w:p>
+            <w:r/>
+            <w:r>
+              <w:t>Clarify lecturer scenarios: materials, assignments, activity analytics, AI mode for graded work</w:t>
+            </w:r>
+          </w:p>
+        </w:tc>
+        <w:tc>
+          <w:tcPr/>
+          <w:p>
+            <w:r/>
+            <w:r>
+              <w:t>Interview / workshop</w:t>
+            </w:r>
+          </w:p>
+        </w:tc>
+        <w:tc>
+          <w:tcPr/>
+          <w:p>
+            <w:r/>
+            <w:r>
+              <w:t>Weekly, Thursday</w:t>
+            </w:r>
+          </w:p>
+        </w:tc>
+        <w:tc>
+          <w:tcPr/>
+          <w:p>
+            <w:r/>
+            <w:r>
+              <w:t>End users — lecturers, BA; PO and Tech Lead as needed</w:t>
+            </w:r>
+          </w:p>
+        </w:tc>
+        <w:tc>
+          <w:tcPr/>
+          <w:p>
+            <w:r/>
+            <w:r>
+              <w:t>Business Analyst (A. Lysun)</w:t>
+            </w:r>
+          </w:p>
+        </w:tc>
+        <w:tc>
+          <w:tcPr/>
+          <w:p>
+            <w:r/>
+            <w:r>
+              <w:t>Agenda / Minutes / Requirements notes</w:t>
+            </w:r>
+          </w:p>
+        </w:tc>
+        <w:tc>
+          <w:tcPr/>
+          <w:p>
+            <w:r/>
+            <w:r>
+              <w:t>Soft copy in the project repository</w:t>
             </w:r>
           </w:p>
         </w:tc>
@@ -4868,112 +4268,72 @@
         <w:tc>
           <w:tcPr/>
           <w:p>
-            <w:pPr>
-              <w:rPr/>
-            </w:pPr>
-            <w:r>
-              <w:rPr>
-                <w:rtl w:val="0"/>
-              </w:rPr>
-              <w:t xml:space="preserve">End-user Feedback Session</w:t>
-            </w:r>
-          </w:p>
-        </w:tc>
-        <w:tc>
-          <w:tcPr/>
-          <w:p>
-            <w:pPr>
-              <w:rPr/>
-            </w:pPr>
-            <w:r>
-              <w:rPr>
-                <w:rtl w:val="0"/>
-              </w:rPr>
-              <w:t xml:space="preserve">Validate prototypes with real students and collect pain points on deadlines, grade forecast and communication</w:t>
-            </w:r>
-          </w:p>
-        </w:tc>
-        <w:tc>
-          <w:tcPr/>
-          <w:p>
-            <w:pPr>
-              <w:rPr/>
-            </w:pPr>
-            <w:r>
-              <w:rPr>
-                <w:rtl w:val="0"/>
-              </w:rPr>
-              <w:t xml:space="preserve">Survey + usability test</w:t>
-            </w:r>
-          </w:p>
-        </w:tc>
-        <w:tc>
-          <w:tcPr/>
-          <w:p>
-            <w:pPr>
-              <w:rPr/>
-            </w:pPr>
-            <w:r>
-              <w:rPr>
-                <w:rtl w:val="0"/>
-              </w:rPr>
-              <w:t xml:space="preserve">Weekly during the pilot</w:t>
-            </w:r>
-          </w:p>
-        </w:tc>
-        <w:tc>
-          <w:tcPr/>
-          <w:p>
-            <w:pPr>
-              <w:rPr/>
-            </w:pPr>
-            <w:r>
-              <w:rPr>
-                <w:rtl w:val="0"/>
-              </w:rPr>
-              <w:t xml:space="preserve">End users — Lviv Polytechnic students, BA, QA, PO</w:t>
-            </w:r>
-          </w:p>
-        </w:tc>
-        <w:tc>
-          <w:tcPr/>
-          <w:p>
-            <w:pPr>
-              <w:rPr/>
-            </w:pPr>
-            <w:r>
-              <w:rPr>
-                <w:rtl w:val="0"/>
-              </w:rPr>
-              <w:t xml:space="preserve">Business Analyst (A. Lysun)</w:t>
-            </w:r>
-          </w:p>
-        </w:tc>
-        <w:tc>
-          <w:tcPr/>
-          <w:p>
-            <w:pPr>
-              <w:rPr/>
-            </w:pPr>
-            <w:r>
-              <w:rPr>
-                <w:rtl w:val="0"/>
-              </w:rPr>
-              <w:t xml:space="preserve">Survey results / Usability findings</w:t>
-            </w:r>
-          </w:p>
-        </w:tc>
-        <w:tc>
-          <w:tcPr/>
-          <w:p>
-            <w:pPr>
-              <w:rPr/>
-            </w:pPr>
-            <w:r>
-              <w:rPr>
-                <w:rtl w:val="0"/>
-              </w:rPr>
-              <w:t xml:space="preserve">Soft copy in the project repository</w:t>
+            <w:r/>
+            <w:r>
+              <w:t>End-user Feedback Session</w:t>
+            </w:r>
+          </w:p>
+        </w:tc>
+        <w:tc>
+          <w:tcPr/>
+          <w:p>
+            <w:r/>
+            <w:r>
+              <w:t>Validate prototypes with students and lecturers and collect pain points on deadlines, grade forecast and communication</w:t>
+            </w:r>
+          </w:p>
+        </w:tc>
+        <w:tc>
+          <w:tcPr/>
+          <w:p>
+            <w:r/>
+            <w:r>
+              <w:t>Survey + usability test</w:t>
+            </w:r>
+          </w:p>
+        </w:tc>
+        <w:tc>
+          <w:tcPr/>
+          <w:p>
+            <w:r/>
+            <w:r>
+              <w:t>Weekly during the pilot</w:t>
+            </w:r>
+          </w:p>
+        </w:tc>
+        <w:tc>
+          <w:tcPr/>
+          <w:p>
+            <w:r/>
+            <w:r>
+              <w:t>End users — students and lecturers, BA, QA, PO</w:t>
+            </w:r>
+          </w:p>
+        </w:tc>
+        <w:tc>
+          <w:tcPr/>
+          <w:p>
+            <w:r/>
+            <w:r>
+              <w:t>Business Analyst (A. Lysun)</w:t>
+            </w:r>
+          </w:p>
+        </w:tc>
+        <w:tc>
+          <w:tcPr/>
+          <w:p>
+            <w:r/>
+            <w:r>
+              <w:t>Survey results / Usability findings</w:t>
+            </w:r>
+          </w:p>
+        </w:tc>
+        <w:tc>
+          <w:tcPr/>
+          <w:p>
+            <w:r/>
+            <w:r>
+              <w:t>Soft copy in the project repository</w:t>
             </w:r>
           </w:p>
         </w:tc>
@@ -4987,112 +4347,72 @@
         <w:tc>
           <w:tcPr/>
           <w:p>
-            <w:pPr>
-              <w:rPr/>
-            </w:pPr>
-            <w:r>
-              <w:rPr>
-                <w:rtl w:val="0"/>
-              </w:rPr>
-              <w:t xml:space="preserve">Technical Sync</w:t>
-            </w:r>
-          </w:p>
-        </w:tc>
-        <w:tc>
-          <w:tcPr/>
-          <w:p>
-            <w:pPr>
-              <w:rPr/>
-            </w:pPr>
-            <w:r>
-              <w:rPr>
-                <w:rtl w:val="0"/>
-              </w:rPr>
-              <w:t xml:space="preserve">Discuss the custom backend architecture, the data model, technical debt and dependencies between modules</w:t>
-            </w:r>
-          </w:p>
-        </w:tc>
-        <w:tc>
-          <w:tcPr/>
-          <w:p>
-            <w:pPr>
-              <w:rPr/>
-            </w:pPr>
-            <w:r>
-              <w:rPr>
-                <w:rtl w:val="0"/>
-              </w:rPr>
-              <w:t xml:space="preserve">Meeting + code review</w:t>
-            </w:r>
-          </w:p>
-        </w:tc>
-        <w:tc>
-          <w:tcPr/>
-          <w:p>
-            <w:pPr>
-              <w:rPr/>
-            </w:pPr>
-            <w:r>
-              <w:rPr>
-                <w:rtl w:val="0"/>
-              </w:rPr>
-              <w:t xml:space="preserve">Weekly, Tuesday</w:t>
-            </w:r>
-          </w:p>
-        </w:tc>
-        <w:tc>
-          <w:tcPr/>
-          <w:p>
-            <w:pPr>
-              <w:rPr/>
-            </w:pPr>
-            <w:r>
-              <w:rPr>
-                <w:rtl w:val="0"/>
-              </w:rPr>
-              <w:t xml:space="preserve">Tech Lead, DevOps, QA, PM; BA as needed</w:t>
-            </w:r>
-          </w:p>
-        </w:tc>
-        <w:tc>
-          <w:tcPr/>
-          <w:p>
-            <w:pPr>
-              <w:rPr/>
-            </w:pPr>
-            <w:r>
-              <w:rPr>
-                <w:rtl w:val="0"/>
-              </w:rPr>
-              <w:t xml:space="preserve">Tech Lead (D. Lunhul)</w:t>
-            </w:r>
-          </w:p>
-        </w:tc>
-        <w:tc>
-          <w:tcPr/>
-          <w:p>
-            <w:pPr>
-              <w:rPr/>
-            </w:pPr>
-            <w:r>
-              <w:rPr>
-                <w:rtl w:val="0"/>
-              </w:rPr>
-              <w:t xml:space="preserve">Agenda / Minutes / Decision records</w:t>
-            </w:r>
-          </w:p>
-        </w:tc>
-        <w:tc>
-          <w:tcPr/>
-          <w:p>
-            <w:pPr>
-              <w:rPr/>
-            </w:pPr>
-            <w:r>
-              <w:rPr>
-                <w:rtl w:val="0"/>
-              </w:rPr>
-              <w:t xml:space="preserve">Soft copy in the project repository</w:t>
+            <w:r/>
+            <w:r>
+              <w:t>Technical Sync</w:t>
+            </w:r>
+          </w:p>
+        </w:tc>
+        <w:tc>
+          <w:tcPr/>
+          <w:p>
+            <w:r/>
+            <w:r>
+              <w:t>Discuss the custom backend architecture, the data model, deployment, technical debt and dependencies between modules</w:t>
+            </w:r>
+          </w:p>
+        </w:tc>
+        <w:tc>
+          <w:tcPr/>
+          <w:p>
+            <w:r/>
+            <w:r>
+              <w:t>Meeting + code review</w:t>
+            </w:r>
+          </w:p>
+        </w:tc>
+        <w:tc>
+          <w:tcPr/>
+          <w:p>
+            <w:r/>
+            <w:r>
+              <w:t>Weekly, Tuesday</w:t>
+            </w:r>
+          </w:p>
+        </w:tc>
+        <w:tc>
+          <w:tcPr/>
+          <w:p>
+            <w:r/>
+            <w:r>
+              <w:t>Software engineers (Tech Lead, DevOps, QA), PM; BA as needed</w:t>
+            </w:r>
+          </w:p>
+        </w:tc>
+        <w:tc>
+          <w:tcPr/>
+          <w:p>
+            <w:r/>
+            <w:r>
+              <w:t>Tech Lead (D. Lunhul)</w:t>
+            </w:r>
+          </w:p>
+        </w:tc>
+        <w:tc>
+          <w:tcPr/>
+          <w:p>
+            <w:r/>
+            <w:r>
+              <w:t>Agenda / Minutes / Decision records</w:t>
+            </w:r>
+          </w:p>
+        </w:tc>
+        <w:tc>
+          <w:tcPr/>
+          <w:p>
+            <w:r/>
+            <w:r>
+              <w:t>Soft copy in the project repository</w:t>
             </w:r>
           </w:p>
         </w:tc>
@@ -5105,112 +4425,72 @@
         <w:tc>
           <w:tcPr/>
           <w:p>
-            <w:pPr>
-              <w:rPr/>
-            </w:pPr>
-            <w:r>
-              <w:rPr>
-                <w:rtl w:val="0"/>
-              </w:rPr>
-              <w:t xml:space="preserve">Quality and Defect Report</w:t>
-            </w:r>
-          </w:p>
-        </w:tc>
-        <w:tc>
-          <w:tcPr/>
-          <w:p>
-            <w:pPr>
-              <w:rPr/>
-            </w:pPr>
-            <w:r>
-              <w:rPr>
-                <w:rtl w:val="0"/>
-              </w:rPr>
-              <w:t xml:space="preserve">Report the state of the acceptance criteria, open defects and release risks, including grade forecast correctness</w:t>
-            </w:r>
-          </w:p>
-        </w:tc>
-        <w:tc>
-          <w:tcPr/>
-          <w:p>
-            <w:pPr>
-              <w:rPr/>
-            </w:pPr>
-            <w:r>
-              <w:rPr>
-                <w:rtl w:val="0"/>
-              </w:rPr>
-              <w:t xml:space="preserve">Written report + dashboard</w:t>
-            </w:r>
-          </w:p>
-        </w:tc>
-        <w:tc>
-          <w:tcPr/>
-          <w:p>
-            <w:pPr>
-              <w:rPr/>
-            </w:pPr>
-            <w:r>
-              <w:rPr>
-                <w:rtl w:val="0"/>
-              </w:rPr>
-              <w:t xml:space="preserve">Weekly, Friday</w:t>
-            </w:r>
-          </w:p>
-        </w:tc>
-        <w:tc>
-          <w:tcPr/>
-          <w:p>
-            <w:pPr>
-              <w:rPr/>
-            </w:pPr>
-            <w:r>
-              <w:rPr>
-                <w:rtl w:val="0"/>
-              </w:rPr>
-              <w:t xml:space="preserve">QA, PM, PO, Tech Lead</w:t>
-            </w:r>
-          </w:p>
-        </w:tc>
-        <w:tc>
-          <w:tcPr/>
-          <w:p>
-            <w:pPr>
-              <w:rPr/>
-            </w:pPr>
-            <w:r>
-              <w:rPr>
-                <w:rtl w:val="0"/>
-              </w:rPr>
-              <w:t xml:space="preserve">QA Specialist (V. Kamelchuk)</w:t>
-            </w:r>
-          </w:p>
-        </w:tc>
-        <w:tc>
-          <w:tcPr/>
-          <w:p>
-            <w:pPr>
-              <w:rPr/>
-            </w:pPr>
-            <w:r>
-              <w:rPr>
-                <w:rtl w:val="0"/>
-              </w:rPr>
-              <w:t xml:space="preserve">Quality report / Defect list</w:t>
-            </w:r>
-          </w:p>
-        </w:tc>
-        <w:tc>
-          <w:tcPr/>
-          <w:p>
-            <w:pPr>
-              <w:rPr/>
-            </w:pPr>
-            <w:r>
-              <w:rPr>
-                <w:rtl w:val="0"/>
-              </w:rPr>
-              <w:t xml:space="preserve">Soft copy + dashboard</w:t>
+            <w:r/>
+            <w:r>
+              <w:t>Quality and Defect Report</w:t>
+            </w:r>
+          </w:p>
+        </w:tc>
+        <w:tc>
+          <w:tcPr/>
+          <w:p>
+            <w:r/>
+            <w:r>
+              <w:t>Report the state of the acceptance criteria, open defects and release risks, including grade forecast correctness</w:t>
+            </w:r>
+          </w:p>
+        </w:tc>
+        <w:tc>
+          <w:tcPr/>
+          <w:p>
+            <w:r/>
+            <w:r>
+              <w:t>Written report + dashboard</w:t>
+            </w:r>
+          </w:p>
+        </w:tc>
+        <w:tc>
+          <w:tcPr/>
+          <w:p>
+            <w:r/>
+            <w:r>
+              <w:t>Weekly, Friday</w:t>
+            </w:r>
+          </w:p>
+        </w:tc>
+        <w:tc>
+          <w:tcPr/>
+          <w:p>
+            <w:r/>
+            <w:r>
+              <w:t>QA, PM, PO, Tech Lead</w:t>
+            </w:r>
+          </w:p>
+        </w:tc>
+        <w:tc>
+          <w:tcPr/>
+          <w:p>
+            <w:r/>
+            <w:r>
+              <w:t>QA Specialist (V. Kamelchuk)</w:t>
+            </w:r>
+          </w:p>
+        </w:tc>
+        <w:tc>
+          <w:tcPr/>
+          <w:p>
+            <w:r/>
+            <w:r>
+              <w:t>Quality report / Defect list</w:t>
+            </w:r>
+          </w:p>
+        </w:tc>
+        <w:tc>
+          <w:tcPr/>
+          <w:p>
+            <w:r/>
+            <w:r>
+              <w:t>Soft copy + dashboard</w:t>
             </w:r>
           </w:p>
         </w:tc>
@@ -5223,112 +4503,72 @@
         <w:tc>
           <w:tcPr/>
           <w:p>
-            <w:pPr>
-              <w:rPr/>
-            </w:pPr>
-            <w:r>
-              <w:rPr>
-                <w:rtl w:val="0"/>
-              </w:rPr>
-              <w:t xml:space="preserve">Coordination with the University Technical Department</w:t>
-            </w:r>
-          </w:p>
-        </w:tc>
-        <w:tc>
-          <w:tcPr/>
-          <w:p>
-            <w:pPr>
-              <w:rPr/>
-            </w:pPr>
-            <w:r>
-              <w:rPr>
-                <w:rtl w:val="0"/>
-              </w:rPr>
-              <w:t xml:space="preserve">Agree access to the student registry, infrastructure, domain, certificates and the security policy</w:t>
-            </w:r>
-          </w:p>
-        </w:tc>
-        <w:tc>
-          <w:tcPr/>
-          <w:p>
-            <w:pPr>
-              <w:rPr/>
-            </w:pPr>
-            <w:r>
-              <w:rPr>
-                <w:rtl w:val="0"/>
-              </w:rPr>
-              <w:t xml:space="preserve">Working meeting + e-mail</w:t>
-            </w:r>
-          </w:p>
-        </w:tc>
-        <w:tc>
-          <w:tcPr/>
-          <w:p>
-            <w:pPr>
-              <w:rPr/>
-            </w:pPr>
-            <w:r>
-              <w:rPr>
-                <w:rtl w:val="0"/>
-              </w:rPr>
-              <w:t xml:space="preserve">Every two weeks</w:t>
-            </w:r>
-          </w:p>
-        </w:tc>
-        <w:tc>
-          <w:tcPr/>
-          <w:p>
-            <w:pPr>
-              <w:rPr/>
-            </w:pPr>
-            <w:r>
-              <w:rPr>
-                <w:rtl w:val="0"/>
-              </w:rPr>
-              <w:t xml:space="preserve">Technical Department of Lviv Polytechnic, DevOps, Tech Lead, PM</w:t>
-            </w:r>
-          </w:p>
-        </w:tc>
-        <w:tc>
-          <w:tcPr/>
-          <w:p>
-            <w:pPr>
-              <w:rPr/>
-            </w:pPr>
-            <w:r>
-              <w:rPr>
-                <w:rtl w:val="0"/>
-              </w:rPr>
-              <w:t xml:space="preserve">DevOps (Y. Shevchuk)</w:t>
-            </w:r>
-          </w:p>
-        </w:tc>
-        <w:tc>
-          <w:tcPr/>
-          <w:p>
-            <w:pPr>
-              <w:rPr/>
-            </w:pPr>
-            <w:r>
-              <w:rPr>
-                <w:rtl w:val="0"/>
-              </w:rPr>
-              <w:t xml:space="preserve">Agenda / Minutes / Access requests</w:t>
-            </w:r>
-          </w:p>
-        </w:tc>
-        <w:tc>
-          <w:tcPr/>
-          <w:p>
-            <w:pPr>
-              <w:rPr/>
-            </w:pPr>
-            <w:r>
-              <w:rPr>
-                <w:rtl w:val="0"/>
-              </w:rPr>
-              <w:t xml:space="preserve">E-mail + soft copy in the repository</w:t>
+            <w:r/>
+            <w:r>
+              <w:t>Requests to the University Technical Department</w:t>
+            </w:r>
+          </w:p>
+        </w:tc>
+        <w:tc>
+          <w:tcPr/>
+          <w:p>
+            <w:r/>
+            <w:r>
+              <w:t>Request the export of the student registry and access to university infrastructure, domain and certificates</w:t>
+            </w:r>
+          </w:p>
+        </w:tc>
+        <w:tc>
+          <w:tcPr/>
+          <w:p>
+            <w:r/>
+            <w:r>
+              <w:t>E-mail / ticket</w:t>
+            </w:r>
+          </w:p>
+        </w:tc>
+        <w:tc>
+          <w:tcPr/>
+          <w:p>
+            <w:r/>
+            <w:r>
+              <w:t>As needed (registry export, infrastructure access)</w:t>
+            </w:r>
+          </w:p>
+        </w:tc>
+        <w:tc>
+          <w:tcPr/>
+          <w:p>
+            <w:r/>
+            <w:r>
+              <w:t>Technical Department of Lviv Polytechnic, DevOps, Tech Lead</w:t>
+            </w:r>
+          </w:p>
+        </w:tc>
+        <w:tc>
+          <w:tcPr/>
+          <w:p>
+            <w:r/>
+            <w:r>
+              <w:t>DevOps (Y. Shevchuk)</w:t>
+            </w:r>
+          </w:p>
+        </w:tc>
+        <w:tc>
+          <w:tcPr/>
+          <w:p>
+            <w:r/>
+            <w:r>
+              <w:t>Request / Ticket</w:t>
+            </w:r>
+          </w:p>
+        </w:tc>
+        <w:tc>
+          <w:tcPr/>
+          <w:p>
+            <w:r/>
+            <w:r>
+              <w:t>E-mail, soft copy archived</w:t>
             </w:r>
           </w:p>
         </w:tc>
@@ -5341,112 +4581,72 @@
         <w:tc>
           <w:tcPr/>
           <w:p>
-            <w:pPr>
-              <w:rPr/>
-            </w:pPr>
-            <w:r>
-              <w:rPr>
-                <w:rtl w:val="0"/>
-              </w:rPr>
-              <w:t xml:space="preserve">Status Report to the Sponsor</w:t>
-            </w:r>
-          </w:p>
-        </w:tc>
-        <w:tc>
-          <w:tcPr/>
-          <w:p>
-            <w:pPr>
-              <w:rPr/>
-            </w:pPr>
-            <w:r>
-              <w:rPr>
-                <w:rtl w:val="0"/>
-              </w:rPr>
-              <w:t xml:space="preserve">Present progress, risks and decisions requiring escalation; confirm the scope for the next period</w:t>
-            </w:r>
-          </w:p>
-        </w:tc>
-        <w:tc>
-          <w:tcPr/>
-          <w:p>
-            <w:pPr>
-              <w:rPr/>
-            </w:pPr>
-            <w:r>
-              <w:rPr>
-                <w:rtl w:val="0"/>
-              </w:rPr>
-              <w:t xml:space="preserve">Meeting + written report</w:t>
-            </w:r>
-          </w:p>
-        </w:tc>
-        <w:tc>
-          <w:tcPr/>
-          <w:p>
-            <w:pPr>
-              <w:rPr/>
-            </w:pPr>
-            <w:r>
-              <w:rPr>
-                <w:rtl w:val="0"/>
-              </w:rPr>
-              <w:t xml:space="preserve">Every two weeks, Tuesday</w:t>
-            </w:r>
-          </w:p>
-        </w:tc>
-        <w:tc>
-          <w:tcPr/>
-          <w:p>
-            <w:pPr>
-              <w:rPr/>
-            </w:pPr>
-            <w:r>
-              <w:rPr>
-                <w:rtl w:val="0"/>
-              </w:rPr>
-              <w:t xml:space="preserve">Lviv Polytechnic National University, Nataliia Boiko, PM, PO, BA</w:t>
-            </w:r>
-          </w:p>
-        </w:tc>
-        <w:tc>
-          <w:tcPr/>
-          <w:p>
-            <w:pPr>
-              <w:rPr/>
-            </w:pPr>
-            <w:r>
-              <w:rPr>
-                <w:rtl w:val="0"/>
-              </w:rPr>
-              <w:t xml:space="preserve">Project Manager (N. Zankovych)</w:t>
-            </w:r>
-          </w:p>
-        </w:tc>
-        <w:tc>
-          <w:tcPr/>
-          <w:p>
-            <w:pPr>
-              <w:rPr/>
-            </w:pPr>
-            <w:r>
-              <w:rPr>
-                <w:rtl w:val="0"/>
-              </w:rPr>
-              <w:t xml:space="preserve">Agenda / Minutes / Status report</w:t>
-            </w:r>
-          </w:p>
-        </w:tc>
-        <w:tc>
-          <w:tcPr/>
-          <w:p>
-            <w:pPr>
-              <w:rPr/>
-            </w:pPr>
-            <w:r>
-              <w:rPr>
-                <w:rtl w:val="0"/>
-              </w:rPr>
-              <w:t xml:space="preserve">Soft copy in the project repository</w:t>
+            <w:r/>
+            <w:r>
+              <w:t>Status Report to the Sponsor</w:t>
+            </w:r>
+          </w:p>
+        </w:tc>
+        <w:tc>
+          <w:tcPr/>
+          <w:p>
+            <w:r/>
+            <w:r>
+              <w:t>Present progress, risks and decisions requiring escalation; confirm the scope for the next period</w:t>
+            </w:r>
+          </w:p>
+        </w:tc>
+        <w:tc>
+          <w:tcPr/>
+          <w:p>
+            <w:r/>
+            <w:r>
+              <w:t>Meeting + written report</w:t>
+            </w:r>
+          </w:p>
+        </w:tc>
+        <w:tc>
+          <w:tcPr/>
+          <w:p>
+            <w:r/>
+            <w:r>
+              <w:t>Every two weeks, Tuesday</w:t>
+            </w:r>
+          </w:p>
+        </w:tc>
+        <w:tc>
+          <w:tcPr/>
+          <w:p>
+            <w:r/>
+            <w:r>
+              <w:t>Lviv Polytechnic National University, PM, PO, BA</w:t>
+            </w:r>
+          </w:p>
+        </w:tc>
+        <w:tc>
+          <w:tcPr/>
+          <w:p>
+            <w:r/>
+            <w:r>
+              <w:t>Project Manager (N. Zankovych)</w:t>
+            </w:r>
+          </w:p>
+        </w:tc>
+        <w:tc>
+          <w:tcPr/>
+          <w:p>
+            <w:r/>
+            <w:r>
+              <w:t>Agenda / Minutes / Status report</w:t>
+            </w:r>
+          </w:p>
+        </w:tc>
+        <w:tc>
+          <w:tcPr/>
+          <w:p>
+            <w:r/>
+            <w:r>
+              <w:t>Soft copy in the project repository</w:t>
             </w:r>
           </w:p>
         </w:tc>
@@ -5459,112 +4659,72 @@
         <w:tc>
           <w:tcPr/>
           <w:p>
-            <w:pPr>
-              <w:rPr/>
-            </w:pPr>
-            <w:r>
-              <w:rPr>
-                <w:rtl w:val="0"/>
-              </w:rPr>
-              <w:t xml:space="preserve">Increment Demo for the Customer</w:t>
-            </w:r>
-          </w:p>
-        </w:tc>
-        <w:tc>
-          <w:tcPr/>
-          <w:p>
-            <w:pPr>
-              <w:rPr/>
-            </w:pPr>
-            <w:r>
-              <w:rPr>
-                <w:rtl w:val="0"/>
-              </w:rPr>
-              <w:t xml:space="preserve">Show the working increment, confirm that it matches the requirements and collect corrections</w:t>
-            </w:r>
-          </w:p>
-        </w:tc>
-        <w:tc>
-          <w:tcPr/>
-          <w:p>
-            <w:pPr>
-              <w:rPr/>
-            </w:pPr>
-            <w:r>
-              <w:rPr>
-                <w:rtl w:val="0"/>
-              </w:rPr>
-              <w:t xml:space="preserve">Demo + working meeting</w:t>
-            </w:r>
-          </w:p>
-        </w:tc>
-        <w:tc>
-          <w:tcPr/>
-          <w:p>
-            <w:pPr>
-              <w:rPr/>
-            </w:pPr>
-            <w:r>
-              <w:rPr>
-                <w:rtl w:val="0"/>
-              </w:rPr>
-              <w:t xml:space="preserve">Monthly</w:t>
-            </w:r>
-          </w:p>
-        </w:tc>
-        <w:tc>
-          <w:tcPr/>
-          <w:p>
-            <w:pPr>
-              <w:rPr/>
-            </w:pPr>
-            <w:r>
-              <w:rPr>
-                <w:rtl w:val="0"/>
-              </w:rPr>
-              <w:t xml:space="preserve">Nataliia Boiko, PO, PM, BA, QA</w:t>
-            </w:r>
-          </w:p>
-        </w:tc>
-        <w:tc>
-          <w:tcPr/>
-          <w:p>
-            <w:pPr>
-              <w:rPr/>
-            </w:pPr>
-            <w:r>
-              <w:rPr>
-                <w:rtl w:val="0"/>
-              </w:rPr>
-              <w:t xml:space="preserve">Product Owner (K. Holovskyi)</w:t>
-            </w:r>
-          </w:p>
-        </w:tc>
-        <w:tc>
-          <w:tcPr/>
-          <w:p>
-            <w:pPr>
-              <w:rPr/>
-            </w:pPr>
-            <w:r>
-              <w:rPr>
-                <w:rtl w:val="0"/>
-              </w:rPr>
-              <w:t xml:space="preserve">Demo / Minutes / Accepted scope</w:t>
-            </w:r>
-          </w:p>
-        </w:tc>
-        <w:tc>
-          <w:tcPr/>
-          <w:p>
-            <w:pPr>
-              <w:rPr/>
-            </w:pPr>
-            <w:r>
-              <w:rPr>
-                <w:rtl w:val="0"/>
-              </w:rPr>
-              <w:t xml:space="preserve">Soft copy in the project repository</w:t>
+            <w:r/>
+            <w:r>
+              <w:t>Increment Demo for the Sponsor and End Users</w:t>
+            </w:r>
+          </w:p>
+        </w:tc>
+        <w:tc>
+          <w:tcPr/>
+          <w:p>
+            <w:r/>
+            <w:r>
+              <w:t>Show the working increment, confirm that it matches the requirements and collect corrections</w:t>
+            </w:r>
+          </w:p>
+        </w:tc>
+        <w:tc>
+          <w:tcPr/>
+          <w:p>
+            <w:r/>
+            <w:r>
+              <w:t>Demo + working meeting</w:t>
+            </w:r>
+          </w:p>
+        </w:tc>
+        <w:tc>
+          <w:tcPr/>
+          <w:p>
+            <w:r/>
+            <w:r>
+              <w:t>Monthly</w:t>
+            </w:r>
+          </w:p>
+        </w:tc>
+        <w:tc>
+          <w:tcPr/>
+          <w:p>
+            <w:r/>
+            <w:r>
+              <w:t>Lviv Polytechnic National University, end-user representatives, PO, PM, BA, QA</w:t>
+            </w:r>
+          </w:p>
+        </w:tc>
+        <w:tc>
+          <w:tcPr/>
+          <w:p>
+            <w:r/>
+            <w:r>
+              <w:t>Product Owner (K. Holovskyi)</w:t>
+            </w:r>
+          </w:p>
+        </w:tc>
+        <w:tc>
+          <w:tcPr/>
+          <w:p>
+            <w:r/>
+            <w:r>
+              <w:t>Demo / Minutes / Accepted scope</w:t>
+            </w:r>
+          </w:p>
+        </w:tc>
+        <w:tc>
+          <w:tcPr/>
+          <w:p>
+            <w:r/>
+            <w:r>
+              <w:t>Soft copy in the project repository</w:t>
             </w:r>
           </w:p>
         </w:tc>
@@ -5577,112 +4737,72 @@
         <w:tc>
           <w:tcPr/>
           <w:p>
-            <w:pPr>
-              <w:rPr/>
-            </w:pPr>
-            <w:r>
-              <w:rPr>
-                <w:rtl w:val="0"/>
-              </w:rPr>
-              <w:t xml:space="preserve">Team Retrospective</w:t>
-            </w:r>
-          </w:p>
-        </w:tc>
-        <w:tc>
-          <w:tcPr/>
-          <w:p>
-            <w:pPr>
-              <w:rPr/>
-            </w:pPr>
-            <w:r>
-              <w:rPr>
-                <w:rtl w:val="0"/>
-              </w:rPr>
-              <w:t xml:space="preserve">Identify what works and what does not, and agree concrete process improvements for the next two weeks</w:t>
-            </w:r>
-          </w:p>
-        </w:tc>
-        <w:tc>
-          <w:tcPr/>
-          <w:p>
-            <w:pPr>
-              <w:rPr/>
-            </w:pPr>
-            <w:r>
-              <w:rPr>
-                <w:rtl w:val="0"/>
-              </w:rPr>
-              <w:t xml:space="preserve">Meeting</w:t>
-            </w:r>
-          </w:p>
-        </w:tc>
-        <w:tc>
-          <w:tcPr/>
-          <w:p>
-            <w:pPr>
-              <w:rPr/>
-            </w:pPr>
-            <w:r>
-              <w:rPr>
-                <w:rtl w:val="0"/>
-              </w:rPr>
-              <w:t xml:space="preserve">Every two weeks, Friday</w:t>
-            </w:r>
-          </w:p>
-        </w:tc>
-        <w:tc>
-          <w:tcPr/>
-          <w:p>
-            <w:pPr>
-              <w:rPr/>
-            </w:pPr>
-            <w:r>
-              <w:rPr>
-                <w:rtl w:val="0"/>
-              </w:rPr>
-              <w:t xml:space="preserve">Whole project team</w:t>
-            </w:r>
-          </w:p>
-        </w:tc>
-        <w:tc>
-          <w:tcPr/>
-          <w:p>
-            <w:pPr>
-              <w:rPr/>
-            </w:pPr>
-            <w:r>
-              <w:rPr>
-                <w:rtl w:val="0"/>
-              </w:rPr>
-              <w:t xml:space="preserve">Project Manager (N. Zankovych)</w:t>
-            </w:r>
-          </w:p>
-        </w:tc>
-        <w:tc>
-          <w:tcPr/>
-          <w:p>
-            <w:pPr>
-              <w:rPr/>
-            </w:pPr>
-            <w:r>
-              <w:rPr>
-                <w:rtl w:val="0"/>
-              </w:rPr>
-              <w:t xml:space="preserve">Improvement actions</w:t>
-            </w:r>
-          </w:p>
-        </w:tc>
-        <w:tc>
-          <w:tcPr/>
-          <w:p>
-            <w:pPr>
-              <w:rPr/>
-            </w:pPr>
-            <w:r>
-              <w:rPr>
-                <w:rtl w:val="0"/>
-              </w:rPr>
-              <w:t xml:space="preserve">Soft copy in the project repository</w:t>
+            <w:r/>
+            <w:r>
+              <w:t>Team Retrospective</w:t>
+            </w:r>
+          </w:p>
+        </w:tc>
+        <w:tc>
+          <w:tcPr/>
+          <w:p>
+            <w:r/>
+            <w:r>
+              <w:t>Identify what works and what does not, and agree concrete process improvements for the next two weeks</w:t>
+            </w:r>
+          </w:p>
+        </w:tc>
+        <w:tc>
+          <w:tcPr/>
+          <w:p>
+            <w:r/>
+            <w:r>
+              <w:t>Meeting</w:t>
+            </w:r>
+          </w:p>
+        </w:tc>
+        <w:tc>
+          <w:tcPr/>
+          <w:p>
+            <w:r/>
+            <w:r>
+              <w:t>Every two weeks, Friday</w:t>
+            </w:r>
+          </w:p>
+        </w:tc>
+        <w:tc>
+          <w:tcPr/>
+          <w:p>
+            <w:r/>
+            <w:r>
+              <w:t>Whole project team</w:t>
+            </w:r>
+          </w:p>
+        </w:tc>
+        <w:tc>
+          <w:tcPr/>
+          <w:p>
+            <w:r/>
+            <w:r>
+              <w:t>Project Manager (N. Zankovych)</w:t>
+            </w:r>
+          </w:p>
+        </w:tc>
+        <w:tc>
+          <w:tcPr/>
+          <w:p>
+            <w:r/>
+            <w:r>
+              <w:t>Improvement actions</w:t>
+            </w:r>
+          </w:p>
+        </w:tc>
+        <w:tc>
+          <w:tcPr/>
+          <w:p>
+            <w:r/>
+            <w:r>
+              <w:t>Soft copy in the project repository</w:t>
             </w:r>
           </w:p>
         </w:tc>
@@ -5695,112 +4815,72 @@
         <w:tc>
           <w:tcPr/>
           <w:p>
-            <w:pPr>
-              <w:rPr/>
-            </w:pPr>
-            <w:r>
-              <w:rPr>
-                <w:rtl w:val="0"/>
-              </w:rPr>
-              <w:t xml:space="preserve">Change Management Meeting</w:t>
-            </w:r>
-          </w:p>
-        </w:tc>
-        <w:tc>
-          <w:tcPr/>
-          <w:p>
-            <w:pPr>
-              <w:rPr/>
-            </w:pPr>
-            <w:r>
-              <w:rPr>
-                <w:rtl w:val="0"/>
-              </w:rPr>
-              <w:t xml:space="preserve">Review a scope change request, assess the impact on the schedule and take a decision</w:t>
-            </w:r>
-          </w:p>
-        </w:tc>
-        <w:tc>
-          <w:tcPr/>
-          <w:p>
-            <w:pPr>
-              <w:rPr/>
-            </w:pPr>
-            <w:r>
-              <w:rPr>
-                <w:rtl w:val="0"/>
-              </w:rPr>
-              <w:t xml:space="preserve">Meeting</w:t>
-            </w:r>
-          </w:p>
-        </w:tc>
-        <w:tc>
-          <w:tcPr/>
-          <w:p>
-            <w:pPr>
-              <w:rPr/>
-            </w:pPr>
-            <w:r>
-              <w:rPr>
-                <w:rtl w:val="0"/>
-              </w:rPr>
-              <w:t xml:space="preserve">As needed, within 2 business days of a request</w:t>
-            </w:r>
-          </w:p>
-        </w:tc>
-        <w:tc>
-          <w:tcPr/>
-          <w:p>
-            <w:pPr>
-              <w:rPr/>
-            </w:pPr>
-            <w:r>
-              <w:rPr>
-                <w:rtl w:val="0"/>
-              </w:rPr>
-              <w:t xml:space="preserve">PO, PM, BA, Tech Lead; Nataliia Boiko for material changes</w:t>
-            </w:r>
-          </w:p>
-        </w:tc>
-        <w:tc>
-          <w:tcPr/>
-          <w:p>
-            <w:pPr>
-              <w:rPr/>
-            </w:pPr>
-            <w:r>
-              <w:rPr>
-                <w:rtl w:val="0"/>
-              </w:rPr>
-              <w:t xml:space="preserve">Product Owner (K. Holovskyi)</w:t>
-            </w:r>
-          </w:p>
-        </w:tc>
-        <w:tc>
-          <w:tcPr/>
-          <w:p>
-            <w:pPr>
-              <w:rPr/>
-            </w:pPr>
-            <w:r>
-              <w:rPr>
-                <w:rtl w:val="0"/>
-              </w:rPr>
-              <w:t xml:space="preserve">Change request decision</w:t>
-            </w:r>
-          </w:p>
-        </w:tc>
-        <w:tc>
-          <w:tcPr/>
-          <w:p>
-            <w:pPr>
-              <w:rPr/>
-            </w:pPr>
-            <w:r>
-              <w:rPr>
-                <w:rtl w:val="0"/>
-              </w:rPr>
-              <w:t xml:space="preserve">Soft copy in the project repository</w:t>
+            <w:r/>
+            <w:r>
+              <w:t>Change Management Meeting</w:t>
+            </w:r>
+          </w:p>
+        </w:tc>
+        <w:tc>
+          <w:tcPr/>
+          <w:p>
+            <w:r/>
+            <w:r>
+              <w:t>Review a scope change request, assess the impact on the schedule and take a decision</w:t>
+            </w:r>
+          </w:p>
+        </w:tc>
+        <w:tc>
+          <w:tcPr/>
+          <w:p>
+            <w:r/>
+            <w:r>
+              <w:t>Meeting</w:t>
+            </w:r>
+          </w:p>
+        </w:tc>
+        <w:tc>
+          <w:tcPr/>
+          <w:p>
+            <w:r/>
+            <w:r>
+              <w:t>As needed, within 2 business days of a request</w:t>
+            </w:r>
+          </w:p>
+        </w:tc>
+        <w:tc>
+          <w:tcPr/>
+          <w:p>
+            <w:r/>
+            <w:r>
+              <w:t>PO, PM, BA, Tech Lead; the sponsor for material changes</w:t>
+            </w:r>
+          </w:p>
+        </w:tc>
+        <w:tc>
+          <w:tcPr/>
+          <w:p>
+            <w:r/>
+            <w:r>
+              <w:t>Product Owner (K. Holovskyi)</w:t>
+            </w:r>
+          </w:p>
+        </w:tc>
+        <w:tc>
+          <w:tcPr/>
+          <w:p>
+            <w:r/>
+            <w:r>
+              <w:t>Change request decision</w:t>
+            </w:r>
+          </w:p>
+        </w:tc>
+        <w:tc>
+          <w:tcPr/>
+          <w:p>
+            <w:r/>
+            <w:r>
+              <w:t>Soft copy in the project repository</w:t>
             </w:r>
           </w:p>
         </w:tc>
@@ -5813,112 +4893,72 @@
         <w:tc>
           <w:tcPr/>
           <w:p>
-            <w:pPr>
-              <w:rPr/>
-            </w:pPr>
-            <w:r>
-              <w:rPr>
-                <w:rtl w:val="0"/>
-              </w:rPr>
-              <w:t xml:space="preserve">Summary for the Rector's Office</w:t>
-            </w:r>
-          </w:p>
-        </w:tc>
-        <w:tc>
-          <w:tcPr/>
-          <w:p>
-            <w:pPr>
-              <w:rPr/>
-            </w:pPr>
-            <w:r>
-              <w:rPr>
-                <w:rtl w:val="0"/>
-              </w:rPr>
-              <w:t xml:space="preserve">Report status, pilot results and the decision needed on scaling the product across the university</w:t>
-            </w:r>
-          </w:p>
-        </w:tc>
-        <w:tc>
-          <w:tcPr/>
-          <w:p>
-            <w:pPr>
-              <w:rPr/>
-            </w:pPr>
-            <w:r>
-              <w:rPr>
-                <w:rtl w:val="0"/>
-              </w:rPr>
-              <w:t xml:space="preserve">E-mail with a one-page summary</w:t>
-            </w:r>
-          </w:p>
-        </w:tc>
-        <w:tc>
-          <w:tcPr/>
-          <w:p>
-            <w:pPr>
-              <w:rPr/>
-            </w:pPr>
-            <w:r>
-              <w:rPr>
-                <w:rtl w:val="0"/>
-              </w:rPr>
-              <w:t xml:space="preserve">Once per semester and at control points</w:t>
-            </w:r>
-          </w:p>
-        </w:tc>
-        <w:tc>
-          <w:tcPr/>
-          <w:p>
-            <w:pPr>
-              <w:rPr/>
-            </w:pPr>
-            <w:r>
-              <w:rPr>
-                <w:rtl w:val="0"/>
-              </w:rPr>
-              <w:t xml:space="preserve">Nataliia Shakhovska (Rector), Lviv Polytechnic National University, PM</w:t>
-            </w:r>
-          </w:p>
-        </w:tc>
-        <w:tc>
-          <w:tcPr/>
-          <w:p>
-            <w:pPr>
-              <w:rPr/>
-            </w:pPr>
-            <w:r>
-              <w:rPr>
-                <w:rtl w:val="0"/>
-              </w:rPr>
-              <w:t xml:space="preserve">Project Manager (N. Zankovych)</w:t>
-            </w:r>
-          </w:p>
-        </w:tc>
-        <w:tc>
-          <w:tcPr/>
-          <w:p>
-            <w:pPr>
-              <w:rPr/>
-            </w:pPr>
-            <w:r>
-              <w:rPr>
-                <w:rtl w:val="0"/>
-              </w:rPr>
-              <w:t xml:space="preserve">One-page summary</w:t>
-            </w:r>
-          </w:p>
-        </w:tc>
-        <w:tc>
-          <w:tcPr/>
-          <w:p>
-            <w:pPr>
-              <w:rPr/>
-            </w:pPr>
-            <w:r>
-              <w:rPr>
-                <w:rtl w:val="0"/>
-              </w:rPr>
-              <w:t xml:space="preserve">E-mail, soft copy archived</w:t>
+            <w:r/>
+            <w:r>
+              <w:t>Semester Report to the Ministry of Education and Science</w:t>
+            </w:r>
+          </w:p>
+        </w:tc>
+        <w:tc>
+          <w:tcPr/>
+          <w:p>
+            <w:r/>
+            <w:r>
+              <w:t>Keep the regulator satisfied: report progress, pilot results and compliance with personal-data and educational IT regulation</w:t>
+            </w:r>
+          </w:p>
+        </w:tc>
+        <w:tc>
+          <w:tcPr/>
+          <w:p>
+            <w:r/>
+            <w:r>
+              <w:t>Official one-page report</w:t>
+            </w:r>
+          </w:p>
+        </w:tc>
+        <w:tc>
+          <w:tcPr/>
+          <w:p>
+            <w:r/>
+            <w:r>
+              <w:t>Once per semester and at control points</w:t>
+            </w:r>
+          </w:p>
+        </w:tc>
+        <w:tc>
+          <w:tcPr/>
+          <w:p>
+            <w:r/>
+            <w:r>
+              <w:t>Ministry of Education and Science of Ukraine, Lviv Polytechnic National University, PM</w:t>
+            </w:r>
+          </w:p>
+        </w:tc>
+        <w:tc>
+          <w:tcPr/>
+          <w:p>
+            <w:r/>
+            <w:r>
+              <w:t>Project Manager (N. Zankovych)</w:t>
+            </w:r>
+          </w:p>
+        </w:tc>
+        <w:tc>
+          <w:tcPr/>
+          <w:p>
+            <w:r/>
+            <w:r>
+              <w:t>One-page semester report</w:t>
+            </w:r>
+          </w:p>
+        </w:tc>
+        <w:tc>
+          <w:tcPr/>
+          <w:p>
+            <w:r/>
+            <w:r>
+              <w:t>Official letter, soft copy archived</w:t>
             </w:r>
           </w:p>
         </w:tc>
@@ -5997,7 +5037,7 @@
         <w:rPr>
           <w:rtl w:val="0"/>
         </w:rPr>
-        <w:t xml:space="preserve">For this project the communication flow is deliberately short. Within the team, any member raises an issue at the daily stand-up or directly in the team chat. Issues affecting scope, schedule or quality go to the Project Manager, who either resolves them or escalates them according to the escalation process described below. All communication with the sponsors, the Rector's office and the Ministry goes through the Project Manager as single point of contact; all communication with the customer on requirements goes through the Business Analyst; all communication with the Technical Department on infrastructure and the student registry goes through the DevOps engineer. Situations that fall outside this flow are discussed by the Project Manager with the sponsor, who determines how to proceed.</w:t>
+        <w:t>For this project the communication flow is deliberately short. Within the team, any member raises an issue at the daily stand-up or directly in the team chat. Issues affecting scope, schedule or quality go to the Project Manager, who either resolves them or escalates them according to the escalation process described below. All communication with the sponsors — the University and the Ministry — goes through the Project Manager as single point of contact; all communication with end users on requirements goes through the Business Analyst; one-off requests to the Technical Department on infrastructure and the student registry go through the DevOps engineer. Situations that fall outside this flow are discussed by the Project Manager with the sponsor, who determines how to proceed.</w:t>
       </w:r>
     </w:p>
     <w:p>
@@ -6534,7 +5574,7 @@
         <w:rPr>
           <w:rtl w:val="0"/>
         </w:rPr>
-        <w:t xml:space="preserve">Requirements Elicitation Workshops with the customer – the project team uses the standard templates for meeting agenda and meeting minutes; outputs are recorded in the requirements documentation and traced to the UML models.</w:t>
+        <w:t>Requirements Elicitation Meetings with lecturers – the project team uses the standard templates for meeting agenda and meeting minutes; outputs are recorded in the requirements documentation and traced to the UML models.</w:t>
       </w:r>
     </w:p>
     <w:p>
@@ -6597,7 +5637,7 @@
         <w:rPr>
           <w:rtl w:val="0"/>
         </w:rPr>
-        <w:t xml:space="preserve">Summary for the Rector's office and reporting to the Ministry of Education and Science – the project team uses the standard one-page summary format agreed with the university.</w:t>
+        <w:t>Semester report to the Ministry of Education and Science – the project team uses the standard one-page report format agreed with the university.</w:t>
       </w:r>
     </w:p>
     <w:p>
@@ -6858,14 +5898,9 @@
             <w:shd w:fill="auto" w:val="clear"/>
           </w:tcPr>
           <w:p>
-            <w:pPr>
-              <w:rPr/>
-            </w:pPr>
-            <w:r>
-              <w:rPr>
-                <w:rtl w:val="0"/>
-              </w:rPr>
-              <w:t xml:space="preserve">Priority 1</w:t>
+            <w:r/>
+            <w:r>
+              <w:t>Priority 1</w:t>
             </w:r>
           </w:p>
         </w:tc>
@@ -6874,14 +5909,9 @@
             <w:shd w:fill="auto" w:val="clear"/>
           </w:tcPr>
           <w:p>
-            <w:pPr>
-              <w:rPr/>
-            </w:pPr>
-            <w:r>
-              <w:rPr>
-                <w:rtl w:val="0"/>
-              </w:rPr>
-              <w:t xml:space="preserve">Major impact: the team is blocked, or the pilot or project deadline is at risk</w:t>
+            <w:r/>
+            <w:r>
+              <w:t>Major impact: the team is blocked, or the pilot or project deadline is at risk</w:t>
             </w:r>
           </w:p>
         </w:tc>
@@ -6890,14 +5920,9 @@
             <w:shd w:fill="auto" w:val="clear"/>
           </w:tcPr>
           <w:p>
-            <w:pPr>
-              <w:rPr/>
-            </w:pPr>
-            <w:r>
-              <w:rPr>
-                <w:rtl w:val="0"/>
-              </w:rPr>
-              <w:t xml:space="preserve">Lviv Polytechnic National University (Sponsor)</w:t>
+            <w:r/>
+            <w:r>
+              <w:t>Lviv Polytechnic National University (Sponsor)</w:t>
             </w:r>
           </w:p>
         </w:tc>
@@ -6906,14 +5931,9 @@
             <w:shd w:fill="auto" w:val="clear"/>
           </w:tcPr>
           <w:p>
-            <w:pPr>
-              <w:rPr/>
-            </w:pPr>
-            <w:r>
-              <w:rPr>
-                <w:rtl w:val="0"/>
-              </w:rPr>
-              <w:t xml:space="preserve">Within 1 business day</w:t>
+            <w:r/>
+            <w:r>
+              <w:t>Within 1 business day</w:t>
             </w:r>
           </w:p>
         </w:tc>
@@ -6929,14 +5949,9 @@
             <w:shd w:fill="auto" w:val="clear"/>
           </w:tcPr>
           <w:p>
-            <w:pPr>
-              <w:rPr/>
-            </w:pPr>
-            <w:r>
-              <w:rPr>
-                <w:rtl w:val="0"/>
-              </w:rPr>
-              <w:t xml:space="preserve">Priority 2</w:t>
+            <w:r/>
+            <w:r>
+              <w:t>Priority 2</w:t>
             </w:r>
           </w:p>
         </w:tc>
@@ -6945,14 +5960,9 @@
             <w:shd w:fill="auto" w:val="clear"/>
           </w:tcPr>
           <w:p>
-            <w:pPr>
-              <w:rPr/>
-            </w:pPr>
-            <w:r>
-              <w:rPr>
-                <w:rtl w:val="0"/>
-              </w:rPr>
-              <w:t xml:space="preserve">Medium impact: individual activities or the MVP scope may slip</w:t>
+            <w:r/>
+            <w:r>
+              <w:t>Medium impact: individual activities or the MVP scope may slip</w:t>
             </w:r>
           </w:p>
         </w:tc>
@@ -6961,14 +5971,9 @@
             <w:shd w:fill="auto" w:val="clear"/>
           </w:tcPr>
           <w:p>
-            <w:pPr>
-              <w:rPr/>
-            </w:pPr>
-            <w:r>
-              <w:rPr>
-                <w:rtl w:val="0"/>
-              </w:rPr>
-              <w:t xml:space="preserve">Product Owner</w:t>
+            <w:r/>
+            <w:r>
+              <w:t>Product Owner</w:t>
             </w:r>
           </w:p>
         </w:tc>
@@ -6977,14 +5982,9 @@
             <w:shd w:fill="auto" w:val="clear"/>
           </w:tcPr>
           <w:p>
-            <w:pPr>
-              <w:rPr/>
-            </w:pPr>
-            <w:r>
-              <w:rPr>
-                <w:rtl w:val="0"/>
-              </w:rPr>
-              <w:t xml:space="preserve">Within 2 business days</w:t>
+            <w:r/>
+            <w:r>
+              <w:t>Within 2 business days</w:t>
             </w:r>
           </w:p>
         </w:tc>
@@ -7000,14 +6000,9 @@
             <w:shd w:fill="auto" w:val="clear"/>
           </w:tcPr>
           <w:p>
-            <w:pPr>
-              <w:rPr/>
-            </w:pPr>
-            <w:r>
-              <w:rPr>
-                <w:rtl w:val="0"/>
-              </w:rPr>
-              <w:t xml:space="preserve">Priority 3</w:t>
+            <w:r/>
+            <w:r>
+              <w:t>Priority 3</w:t>
             </w:r>
           </w:p>
         </w:tc>
@@ -7016,14 +6011,9 @@
             <w:shd w:fill="auto" w:val="clear"/>
           </w:tcPr>
           <w:p>
-            <w:pPr>
-              <w:rPr/>
-            </w:pPr>
-            <w:r>
-              <w:rPr>
-                <w:rtl w:val="0"/>
-              </w:rPr>
-              <w:t xml:space="preserve">Slight impact: minor scheduling difficulties with no effect on scope or outcome</w:t>
+            <w:r/>
+            <w:r>
+              <w:t>Slight impact: minor scheduling difficulties with no effect on scope or outcome</w:t>
             </w:r>
           </w:p>
         </w:tc>
@@ -7032,14 +6022,9 @@
             <w:shd w:fill="auto" w:val="clear"/>
           </w:tcPr>
           <w:p>
-            <w:pPr>
-              <w:rPr/>
-            </w:pPr>
-            <w:r>
-              <w:rPr>
-                <w:rtl w:val="0"/>
-              </w:rPr>
-              <w:t xml:space="preserve">Project Manager</w:t>
+            <w:r/>
+            <w:r>
+              <w:t>Project Manager</w:t>
             </w:r>
           </w:p>
         </w:tc>
@@ -7048,14 +6033,9 @@
             <w:shd w:fill="auto" w:val="clear"/>
           </w:tcPr>
           <w:p>
-            <w:pPr>
-              <w:rPr/>
-            </w:pPr>
-            <w:r>
-              <w:rPr>
-                <w:rtl w:val="0"/>
-              </w:rPr>
-              <w:t xml:space="preserve">Within 3 business days</w:t>
+            <w:r/>
+            <w:r>
+              <w:t>Within 3 business days</w:t>
             </w:r>
           </w:p>
         </w:tc>
@@ -7071,14 +6051,9 @@
             <w:shd w:fill="auto" w:val="clear"/>
           </w:tcPr>
           <w:p>
-            <w:pPr>
-              <w:rPr/>
-            </w:pPr>
-            <w:r>
-              <w:rPr>
-                <w:rtl w:val="0"/>
-              </w:rPr>
-              <w:t xml:space="preserve">Priority 4</w:t>
+            <w:r/>
+            <w:r>
+              <w:t>Priority 4</w:t>
             </w:r>
           </w:p>
         </w:tc>
@@ -7087,14 +6062,9 @@
             <w:shd w:fill="auto" w:val="clear"/>
           </w:tcPr>
           <w:p>
-            <w:pPr>
-              <w:rPr/>
-            </w:pPr>
-            <w:r>
-              <w:rPr>
-                <w:rtl w:val="0"/>
-              </w:rPr>
-              <w:t xml:space="preserve">No impact on the project, but a better solution may exist</w:t>
+            <w:r/>
+            <w:r>
+              <w:t>No impact on the project, but a better solution may exist</w:t>
             </w:r>
           </w:p>
         </w:tc>
@@ -7103,14 +6073,9 @@
             <w:shd w:fill="auto" w:val="clear"/>
           </w:tcPr>
           <w:p>
-            <w:pPr>
-              <w:rPr/>
-            </w:pPr>
-            <w:r>
-              <w:rPr>
-                <w:rtl w:val="0"/>
-              </w:rPr>
-              <w:t xml:space="preserve">Project Manager</w:t>
+            <w:r/>
+            <w:r>
+              <w:t>Project Manager</w:t>
             </w:r>
           </w:p>
         </w:tc>
@@ -7119,14 +6084,9 @@
             <w:shd w:fill="auto" w:val="clear"/>
           </w:tcPr>
           <w:p>
-            <w:pPr>
-              <w:rPr/>
-            </w:pPr>
-            <w:r>
-              <w:rPr>
-                <w:rtl w:val="0"/>
-              </w:rPr>
-              <w:t xml:space="preserve">Handled through the change management process</w:t>
+            <w:r/>
+            <w:r>
+              <w:t>Handled through the change management process</w:t>
             </w:r>
           </w:p>
         </w:tc>
@@ -7308,14 +6268,9 @@
         <w:tc>
           <w:tcPr/>
           <w:p>
-            <w:pPr>
-              <w:rPr/>
-            </w:pPr>
-            <w:r>
-              <w:rPr>
-                <w:rtl w:val="0"/>
-              </w:rPr>
-              <w:t xml:space="preserve">Individuals or groups involved in the project, or whose interests may be affected by its execution or outcome. The twelve stakeholders of this project are listed in the Stakeholder Register.</w:t>
+            <w:r/>
+            <w:r>
+              <w:t>Individuals or groups involved in the project, or whose interests may be affected by its execution or outcome. The ten stakeholders of this project are listed in the Stakeholder Register.</w:t>
             </w:r>
           </w:p>
         </w:tc>
@@ -7694,18 +6649,18 @@
         <w:rPr>
           <w:rtl w:val="0"/>
         </w:rPr>
-        <w:t xml:space="preserve">Nataliia Shakhovska</w:t>
-      </w:r>
-    </w:p>
-    <w:p>
-      <w:pPr>
-        <w:rPr/>
-      </w:pPr>
-      <w:r>
-        <w:rPr>
-          <w:rtl w:val="0"/>
-        </w:rPr>
-        <w:t xml:space="preserve">Rector, Lviv Polytechnic National University</w:t>
+        <w:t>Authorised representative</w:t>
+      </w:r>
+    </w:p>
+    <w:p>
+      <w:pPr>
+        <w:rPr/>
+      </w:pPr>
+      <w:r>
+        <w:rPr>
+          <w:rtl w:val="0"/>
+        </w:rPr>
+        <w:t>Lviv Polytechnic National University (Project Sponsor)</w:t>
       </w:r>
     </w:p>
     <w:p>
